--- a/lessons/5-1/downloads/5-1-notes.docx
+++ b/lessons/5-1/downloads/5-1-notes.docx
@@ -1792,6 +1792,314 @@
         </w:tc>
       </w:tr>
     </w:tbl>
+    <w:tbl>
+      <w:tblPr>
+        <w:tblW w:type="pct" w:w="100%"/>
+        <w:tblBorders>
+          <w:top w:val="none" w:color="FFFFFF" w:sz="0"/>
+          <w:left w:val="none" w:color="FFFFFF" w:sz="0"/>
+          <w:bottom w:val="single" w:color="C7D2DD" w:sz="4"/>
+          <w:right w:val="none" w:color="FFFFFF" w:sz="0"/>
+          <w:insideH w:val="none" w:color="FFFFFF" w:sz="0"/>
+          <w:insideV w:val="none" w:color="FFFFFF" w:sz="0"/>
+        </w:tblBorders>
+      </w:tblPr>
+      <w:tblGrid>
+        <w:gridCol w:w="1800"/>
+        <w:gridCol w:w="7560"/>
+      </w:tblGrid>
+      <w:tr>
+        <w:trPr>
+          <w:cantSplit/>
+        </w:trPr>
+        <w:tc>
+          <w:tcPr>
+            <w:tcW w:type="dxa" w:w="1800"/>
+            <w:tcMar>
+              <w:top w:type="dxa" w:w="100"/>
+              <w:left w:type="dxa" w:w="40"/>
+              <w:bottom w:type="dxa" w:w="100"/>
+              <w:right w:type="dxa" w:w="120"/>
+            </w:tcMar>
+            <w:vAlign w:val="center"/>
+          </w:tcPr>
+          <w:p>
+            <w:pPr>
+              <w:spacing w:after="0"/>
+              <w:jc w:val="center"/>
+            </w:pPr>
+            <w:r>
+              <w:drawing>
+                <wp:inline distT="0" distB="0" distL="0" distR="0">
+                  <wp:extent cx="1047750" cy="790575"/>
+                  <wp:effectExtent t="0" r="0" b="0" l="0"/>
+                  <wp:docPr id="1" name="" descr="" title=""/>
+                  <wp:cNvGraphicFramePr>
+                    <a:graphicFrameLocks xmlns:a="http://schemas.openxmlformats.org/drawingml/2006/main" noChangeAspect="1"/>
+                  </wp:cNvGraphicFramePr>
+                  <a:graphic xmlns:a="http://schemas.openxmlformats.org/drawingml/2006/main">
+                    <a:graphicData uri="http://schemas.openxmlformats.org/drawingml/2006/picture">
+                      <pic:pic xmlns:pic="http://schemas.openxmlformats.org/drawingml/2006/picture">
+                        <pic:nvPicPr>
+                          <pic:cNvPr id="0" name="" descr=""/>
+                          <pic:cNvPicPr>
+                            <a:picLocks noChangeAspect="1" noChangeArrowheads="1"/>
+                          </pic:cNvPicPr>
+                        </pic:nvPicPr>
+                        <pic:blipFill>
+                          <a:blip r:embed="rId19" cstate="none"/>
+                          <a:srcRect/>
+                          <a:stretch>
+                            <a:fillRect/>
+                          </a:stretch>
+                        </pic:blipFill>
+                        <pic:spPr bwMode="auto">
+                          <a:xfrm>
+                            <a:off x="0" y="0"/>
+                            <a:ext cx="1047750" cy="790575"/>
+                          </a:xfrm>
+                          <a:prstGeom prst="rect">
+                            <a:avLst/>
+                          </a:prstGeom>
+                        </pic:spPr>
+                      </pic:pic>
+                    </a:graphicData>
+                  </a:graphic>
+                </wp:inline>
+              </w:drawing>
+            </w:r>
+          </w:p>
+        </w:tc>
+        <w:tc>
+          <w:tcPr>
+            <w:tcW w:type="dxa" w:w="7560"/>
+            <w:tcMar>
+              <w:top w:type="dxa" w:w="100"/>
+              <w:left w:type="dxa" w:w="40"/>
+              <w:bottom w:type="dxa" w:w="100"/>
+              <w:right w:type="dxa" w:w="40"/>
+            </w:tcMar>
+            <w:vAlign w:val="center"/>
+          </w:tcPr>
+          <w:p>
+            <w:pPr>
+              <w:spacing w:after="50"/>
+            </w:pPr>
+            <w:r>
+              <w:rPr>
+                <w:b/>
+                <w:bCs/>
+                <w:color w:val="12355B"/>
+                <w:sz w:val="24"/>
+                <w:szCs w:val="24"/>
+              </w:rPr>
+              <w:t xml:space="preserve">Rhombus</w:t>
+            </w:r>
+            <w:r>
+              <w:rPr>
+                <w:i/>
+                <w:iCs/>
+                <w:color w:val="5F6F80"/>
+                <w:sz w:val="19"/>
+                <w:szCs w:val="19"/>
+              </w:rPr>
+              <w:t xml:space="preserve">   Rombo</w:t>
+            </w:r>
+          </w:p>
+          <w:p>
+            <w:pPr>
+              <w:spacing w:after="40"/>
+            </w:pPr>
+            <w:r>
+              <w:rPr>
+                <w:sz w:val="21"/>
+                <w:szCs w:val="21"/>
+              </w:rPr>
+              <w:t xml:space="preserve">A parallelogram with four sides of the same length.</w:t>
+            </w:r>
+          </w:p>
+          <w:p>
+            <w:pPr>
+              <w:spacing w:after="0"/>
+            </w:pPr>
+            <w:r>
+              <w:rPr>
+                <w:b/>
+                <w:bCs/>
+                <w:color w:val="1FA6A2"/>
+                <w:sz w:val="18"/>
+                <w:szCs w:val="18"/>
+              </w:rPr>
+              <w:t xml:space="preserve">Example:  </w:t>
+            </w:r>
+            <w:r>
+              <w:rPr>
+                <w:i/>
+                <w:iCs/>
+                <w:color w:val="5F6F80"/>
+                <w:sz w:val="18"/>
+                <w:szCs w:val="18"/>
+              </w:rPr>
+              <w:t xml:space="preserve">All 4 sides equal, with two diagonals that cross at right angles.</w:t>
+            </w:r>
+          </w:p>
+        </w:tc>
+      </w:tr>
+    </w:tbl>
+    <w:tbl>
+      <w:tblPr>
+        <w:tblW w:type="pct" w:w="100%"/>
+        <w:tblBorders>
+          <w:top w:val="none" w:color="FFFFFF" w:sz="0"/>
+          <w:left w:val="none" w:color="FFFFFF" w:sz="0"/>
+          <w:bottom w:val="single" w:color="C7D2DD" w:sz="4"/>
+          <w:right w:val="none" w:color="FFFFFF" w:sz="0"/>
+          <w:insideH w:val="none" w:color="FFFFFF" w:sz="0"/>
+          <w:insideV w:val="none" w:color="FFFFFF" w:sz="0"/>
+        </w:tblBorders>
+      </w:tblPr>
+      <w:tblGrid>
+        <w:gridCol w:w="1800"/>
+        <w:gridCol w:w="7560"/>
+      </w:tblGrid>
+      <w:tr>
+        <w:trPr>
+          <w:cantSplit/>
+        </w:trPr>
+        <w:tc>
+          <w:tcPr>
+            <w:tcW w:type="dxa" w:w="1800"/>
+            <w:tcMar>
+              <w:top w:type="dxa" w:w="100"/>
+              <w:left w:type="dxa" w:w="40"/>
+              <w:bottom w:type="dxa" w:w="100"/>
+              <w:right w:type="dxa" w:w="120"/>
+            </w:tcMar>
+            <w:vAlign w:val="center"/>
+          </w:tcPr>
+          <w:p>
+            <w:pPr>
+              <w:spacing w:after="0"/>
+              <w:jc w:val="center"/>
+            </w:pPr>
+            <w:r>
+              <w:drawing>
+                <wp:inline distT="0" distB="0" distL="0" distR="0">
+                  <wp:extent cx="1047750" cy="790575"/>
+                  <wp:effectExtent t="0" r="0" b="0" l="0"/>
+                  <wp:docPr id="1" name="" descr="" title=""/>
+                  <wp:cNvGraphicFramePr>
+                    <a:graphicFrameLocks xmlns:a="http://schemas.openxmlformats.org/drawingml/2006/main" noChangeAspect="1"/>
+                  </wp:cNvGraphicFramePr>
+                  <a:graphic xmlns:a="http://schemas.openxmlformats.org/drawingml/2006/main">
+                    <a:graphicData uri="http://schemas.openxmlformats.org/drawingml/2006/picture">
+                      <pic:pic xmlns:pic="http://schemas.openxmlformats.org/drawingml/2006/picture">
+                        <pic:nvPicPr>
+                          <pic:cNvPr id="0" name="" descr=""/>
+                          <pic:cNvPicPr>
+                            <a:picLocks noChangeAspect="1" noChangeArrowheads="1"/>
+                          </pic:cNvPicPr>
+                        </pic:nvPicPr>
+                        <pic:blipFill>
+                          <a:blip r:embed="rId19" cstate="none"/>
+                          <a:srcRect/>
+                          <a:stretch>
+                            <a:fillRect/>
+                          </a:stretch>
+                        </pic:blipFill>
+                        <pic:spPr bwMode="auto">
+                          <a:xfrm>
+                            <a:off x="0" y="0"/>
+                            <a:ext cx="1047750" cy="790575"/>
+                          </a:xfrm>
+                          <a:prstGeom prst="rect">
+                            <a:avLst/>
+                          </a:prstGeom>
+                        </pic:spPr>
+                      </pic:pic>
+                    </a:graphicData>
+                  </a:graphic>
+                </wp:inline>
+              </w:drawing>
+            </w:r>
+          </w:p>
+        </w:tc>
+        <w:tc>
+          <w:tcPr>
+            <w:tcW w:type="dxa" w:w="7560"/>
+            <w:tcMar>
+              <w:top w:type="dxa" w:w="100"/>
+              <w:left w:type="dxa" w:w="40"/>
+              <w:bottom w:type="dxa" w:w="100"/>
+              <w:right w:type="dxa" w:w="40"/>
+            </w:tcMar>
+            <w:vAlign w:val="center"/>
+          </w:tcPr>
+          <w:p>
+            <w:pPr>
+              <w:spacing w:after="50"/>
+            </w:pPr>
+            <w:r>
+              <w:rPr>
+                <w:b/>
+                <w:bCs/>
+                <w:color w:val="12355B"/>
+                <w:sz w:val="24"/>
+                <w:szCs w:val="24"/>
+              </w:rPr>
+              <w:t xml:space="preserve">Diagonal</w:t>
+            </w:r>
+            <w:r>
+              <w:rPr>
+                <w:i/>
+                <w:iCs/>
+                <w:color w:val="5F6F80"/>
+                <w:sz w:val="19"/>
+                <w:szCs w:val="19"/>
+              </w:rPr>
+              <w:t xml:space="preserve">   Diagonal</w:t>
+            </w:r>
+          </w:p>
+          <w:p>
+            <w:pPr>
+              <w:spacing w:after="40"/>
+            </w:pPr>
+            <w:r>
+              <w:rPr>
+                <w:sz w:val="21"/>
+                <w:szCs w:val="21"/>
+              </w:rPr>
+              <w:t xml:space="preserve">A segment that joins two corners that are not next to each other.</w:t>
+            </w:r>
+          </w:p>
+          <w:p>
+            <w:pPr>
+              <w:spacing w:after="0"/>
+            </w:pPr>
+            <w:r>
+              <w:rPr>
+                <w:b/>
+                <w:bCs/>
+                <w:color w:val="1FA6A2"/>
+                <w:sz w:val="18"/>
+                <w:szCs w:val="18"/>
+              </w:rPr>
+              <w:t xml:space="preserve">Example:  </w:t>
+            </w:r>
+            <w:r>
+              <w:rPr>
+                <w:i/>
+                <w:iCs/>
+                <w:color w:val="5F6F80"/>
+                <w:sz w:val="18"/>
+                <w:szCs w:val="18"/>
+              </w:rPr>
+              <w:t xml:space="preserve">Corner to opposite corner.</w:t>
+            </w:r>
+          </w:p>
+        </w:tc>
+      </w:tr>
+    </w:tbl>
     <w:p>
       <w:pPr>
         <w:pStyle w:val="Heading1"/>
@@ -1880,7 +2188,7 @@
                 <w:sz w:val="21"/>
                 <w:szCs w:val="21"/>
               </w:rPr>
-              <w:t xml:space="preserve">Area of Parallelograms      •      Slanted side      •      Parallelogram      •      Parallel      •      Base      •      Height      •      Perpendicular      •      Area      •      Composite figure      •      Formula</w:t>
+              <w:t xml:space="preserve">Area of Parallelograms      •      Slanted side      •      Parallelogram      •      Parallel      •      Base      •      Height      •      Perpendicular      •      Area      •      Composite figure      •      Formula      •      Rhombus      •      Diagonal</w:t>
             </w:r>
           </w:p>
         </w:tc>
@@ -2248,6 +2556,80 @@
           <w:szCs w:val="22"/>
         </w:rPr>
         <w:t xml:space="preserve">A math rule written with symbols, like A = b × h, is a </w:t>
+      </w:r>
+      <w:r>
+        <w:rPr>
+          <w:sz w:val="22"/>
+          <w:szCs w:val="22"/>
+        </w:rPr>
+        <w:t xml:space="preserve">________________</w:t>
+      </w:r>
+      <w:r>
+        <w:rPr>
+          <w:sz w:val="22"/>
+          <w:szCs w:val="22"/>
+        </w:rPr>
+        <w:t xml:space="preserve">.</w:t>
+      </w:r>
+    </w:p>
+    <w:p>
+      <w:pPr>
+        <w:keepLines/>
+        <w:spacing w:after="260" w:before="200"/>
+      </w:pPr>
+      <w:r>
+        <w:rPr>
+          <w:b/>
+          <w:bCs/>
+          <w:color w:val="12355B"/>
+          <w:sz w:val="22"/>
+          <w:szCs w:val="22"/>
+        </w:rPr>
+        <w:t xml:space="preserve">11.  </w:t>
+      </w:r>
+      <w:r>
+        <w:rPr>
+          <w:sz w:val="22"/>
+          <w:szCs w:val="22"/>
+        </w:rPr>
+        <w:t xml:space="preserve">A parallelogram whose four sides are all the same length is a </w:t>
+      </w:r>
+      <w:r>
+        <w:rPr>
+          <w:sz w:val="22"/>
+          <w:szCs w:val="22"/>
+        </w:rPr>
+        <w:t xml:space="preserve">________________</w:t>
+      </w:r>
+      <w:r>
+        <w:rPr>
+          <w:sz w:val="22"/>
+          <w:szCs w:val="22"/>
+        </w:rPr>
+        <w:t xml:space="preserve">.</w:t>
+      </w:r>
+    </w:p>
+    <w:p>
+      <w:pPr>
+        <w:keepLines/>
+        <w:spacing w:after="260" w:before="200"/>
+      </w:pPr>
+      <w:r>
+        <w:rPr>
+          <w:b/>
+          <w:bCs/>
+          <w:color w:val="12355B"/>
+          <w:sz w:val="22"/>
+          <w:szCs w:val="22"/>
+        </w:rPr>
+        <w:t xml:space="preserve">12.  </w:t>
+      </w:r>
+      <w:r>
+        <w:rPr>
+          <w:sz w:val="22"/>
+          <w:szCs w:val="22"/>
+        </w:rPr>
+        <w:t xml:space="preserve">A segment from one corner to the opposite corner is a </w:t>
       </w:r>
       <w:r>
         <w:rPr>
@@ -3331,7 +3713,7 @@
           <w:sz w:val="20"/>
           <w:szCs w:val="20"/>
         </w:rPr>
-        <w:t xml:space="preserve">A)  70 sq cm</w:t>
+        <w:t xml:space="preserve">A)  17 sq cm</w:t>
       </w:r>
     </w:p>
     <w:p>
@@ -3357,7 +3739,7 @@
           <w:sz w:val="20"/>
           <w:szCs w:val="20"/>
         </w:rPr>
-        <w:t xml:space="preserve">C)  17 sq cm</w:t>
+        <w:t xml:space="preserve">C)  70 sq cm</w:t>
       </w:r>
     </w:p>
     <w:p>
@@ -3416,7 +3798,7 @@
           <w:sz w:val="21"/>
           <w:szCs w:val="21"/>
         </w:rPr>
-        <w:t xml:space="preserve">A. 70 sq cm</w:t>
+        <w:t xml:space="preserve">C. 70 sq cm</w:t>
       </w:r>
     </w:p>
     <w:p>
@@ -3512,7 +3894,7 @@
           <w:sz w:val="20"/>
           <w:szCs w:val="20"/>
         </w:rPr>
-        <w:t xml:space="preserve">B)  45 ft</w:t>
+        <w:t xml:space="preserve">B)  27 ft</w:t>
       </w:r>
     </w:p>
     <w:p>
@@ -3525,7 +3907,7 @@
           <w:sz w:val="20"/>
           <w:szCs w:val="20"/>
         </w:rPr>
-        <w:t xml:space="preserve">C)  63 ft</w:t>
+        <w:t xml:space="preserve">C)  45 ft</w:t>
       </w:r>
     </w:p>
     <w:p>
@@ -3538,7 +3920,7 @@
           <w:sz w:val="20"/>
           <w:szCs w:val="20"/>
         </w:rPr>
-        <w:t xml:space="preserve">D)  27 ft</w:t>
+        <w:t xml:space="preserve">D)  63 ft</w:t>
       </w:r>
     </w:p>
     <w:p>
@@ -4268,7 +4650,7 @@
           <w:sz w:val="20"/>
           <w:szCs w:val="20"/>
         </w:rPr>
-        <w:t xml:space="preserve">A)  45 sq cm</w:t>
+        <w:t xml:space="preserve">A)  14 sq cm</w:t>
       </w:r>
     </w:p>
     <w:p>
@@ -4281,7 +4663,7 @@
           <w:sz w:val="20"/>
           <w:szCs w:val="20"/>
         </w:rPr>
-        <w:t xml:space="preserve">B)  14 sq cm</w:t>
+        <w:t xml:space="preserve">B)  22.5 sq cm</w:t>
       </w:r>
     </w:p>
     <w:p>
@@ -4294,7 +4676,7 @@
           <w:sz w:val="20"/>
           <w:szCs w:val="20"/>
         </w:rPr>
-        <w:t xml:space="preserve">C)  22.5 sq cm</w:t>
+        <w:t xml:space="preserve">C)  45 sq cm</w:t>
       </w:r>
     </w:p>
     <w:p>
@@ -4398,7 +4780,7 @@
           <w:sz w:val="20"/>
           <w:szCs w:val="20"/>
         </w:rPr>
-        <w:t xml:space="preserve">A)  The perpendicular distance between the base and the opposite side</w:t>
+        <w:t xml:space="preserve">A)  The length of the slanted side</w:t>
       </w:r>
     </w:p>
     <w:p>
@@ -4411,7 +4793,7 @@
           <w:sz w:val="20"/>
           <w:szCs w:val="20"/>
         </w:rPr>
-        <w:t xml:space="preserve">B)  The length of the slanted side</w:t>
+        <w:t xml:space="preserve">B)  The perimeter divided by 4</w:t>
       </w:r>
     </w:p>
     <w:p>
@@ -4424,7 +4806,7 @@
           <w:sz w:val="20"/>
           <w:szCs w:val="20"/>
         </w:rPr>
-        <w:t xml:space="preserve">C)  The perimeter divided by 4</w:t>
+        <w:t xml:space="preserve">C)  The perpendicular distance between the base and the opposite side</w:t>
       </w:r>
     </w:p>
     <w:p>
@@ -4561,7 +4943,7 @@
           <w:sz w:val="21"/>
           <w:szCs w:val="21"/>
         </w:rPr>
-        <w:t xml:space="preserve">A)  65 sq in</w:t>
+        <w:t xml:space="preserve">A)  18 sq in</w:t>
       </w:r>
     </w:p>
     <w:p>
@@ -4587,7 +4969,7 @@
           <w:sz w:val="21"/>
           <w:szCs w:val="21"/>
         </w:rPr>
-        <w:t xml:space="preserve">C)  18 sq in</w:t>
+        <w:t xml:space="preserve">C)  65 sq in</w:t>
       </w:r>
     </w:p>
     <w:p>

--- a/lessons/5-1/downloads/5-1-notes.docx
+++ b/lessons/5-1/downloads/5-1-notes.docx
@@ -249,49 +249,269 @@
           <w:sz w:val="19"/>
           <w:szCs w:val="19"/>
         </w:rPr>
-        <w:t xml:space="preserve">Look at the picture, read the word, then read what it means.</w:t>
+        <w:t xml:space="preserve">Review each concept term, definition, non-example, and visual clue.</w:t>
       </w:r>
     </w:p>
     <w:tbl>
       <w:tblPr>
-        <w:tblW w:type="pct" w:w="100%"/>
+        <w:tblW w:type="dxa" w:w="9360"/>
         <w:tblBorders>
-          <w:top w:val="none" w:color="FFFFFF" w:sz="0"/>
-          <w:left w:val="none" w:color="FFFFFF" w:sz="0"/>
-          <w:bottom w:val="single" w:color="C7D2DD" w:sz="4"/>
-          <w:right w:val="none" w:color="FFFFFF" w:sz="0"/>
-          <w:insideH w:val="none" w:color="FFFFFF" w:sz="0"/>
-          <w:insideV w:val="none" w:color="FFFFFF" w:sz="0"/>
+          <w:top w:val="single" w:color="C7D2DD" w:sz="6"/>
+          <w:left w:val="single" w:color="C7D2DD" w:sz="6"/>
+          <w:bottom w:val="single" w:color="C7D2DD" w:sz="6"/>
+          <w:right w:val="single" w:color="C7D2DD" w:sz="6"/>
+          <w:insideH w:val="single" w:color="C7D2DD" w:sz="6"/>
+          <w:insideV w:val="single" w:color="C7D2DD" w:sz="6"/>
         </w:tblBorders>
       </w:tblPr>
       <w:tblGrid>
         <w:gridCol w:w="1800"/>
-        <w:gridCol w:w="7560"/>
+        <w:gridCol w:w="3160"/>
+        <w:gridCol w:w="2200"/>
+        <w:gridCol w:w="2200"/>
       </w:tblGrid>
       <w:tr>
         <w:trPr>
           <w:cantSplit/>
+          <w:tblHeader/>
         </w:trPr>
         <w:tc>
           <w:tcPr>
             <w:tcW w:type="dxa" w:w="1800"/>
-            <w:tcMar>
-              <w:top w:type="dxa" w:w="100"/>
-              <w:left w:type="dxa" w:w="40"/>
-              <w:bottom w:type="dxa" w:w="100"/>
-              <w:right w:type="dxa" w:w="120"/>
-            </w:tcMar>
-            <w:vAlign w:val="center"/>
+            <w:shd w:fill="EEF4F8" w:color="auto" w:val="clear"/>
+            <w:tcMar>
+              <w:top w:type="dxa" w:w="80"/>
+              <w:left w:type="dxa" w:w="100"/>
+              <w:bottom w:type="dxa" w:w="80"/>
+              <w:right w:type="dxa" w:w="100"/>
+            </w:tcMar>
           </w:tcPr>
           <w:p>
             <w:pPr>
               <w:spacing w:after="0"/>
+            </w:pPr>
+            <w:r>
+              <w:rPr>
+                <w:b/>
+                <w:bCs/>
+                <w:color w:val="12355B"/>
+                <w:sz w:val="19"/>
+                <w:szCs w:val="19"/>
+              </w:rPr>
+              <w:t xml:space="preserve">Concept Term</w:t>
+            </w:r>
+          </w:p>
+        </w:tc>
+        <w:tc>
+          <w:tcPr>
+            <w:tcW w:type="dxa" w:w="3160"/>
+            <w:shd w:fill="EEF4F8" w:color="auto" w:val="clear"/>
+            <w:tcMar>
+              <w:top w:type="dxa" w:w="80"/>
+              <w:left w:type="dxa" w:w="100"/>
+              <w:bottom w:type="dxa" w:w="80"/>
+              <w:right w:type="dxa" w:w="100"/>
+            </w:tcMar>
+          </w:tcPr>
+          <w:p>
+            <w:pPr>
+              <w:spacing w:after="0"/>
+            </w:pPr>
+            <w:r>
+              <w:rPr>
+                <w:b/>
+                <w:bCs/>
+                <w:color w:val="12355B"/>
+                <w:sz w:val="19"/>
+                <w:szCs w:val="19"/>
+              </w:rPr>
+              <w:t xml:space="preserve">Student-Friendly Definition</w:t>
+            </w:r>
+          </w:p>
+        </w:tc>
+        <w:tc>
+          <w:tcPr>
+            <w:tcW w:type="dxa" w:w="2200"/>
+            <w:shd w:fill="EEF4F8" w:color="auto" w:val="clear"/>
+            <w:tcMar>
+              <w:top w:type="dxa" w:w="80"/>
+              <w:left w:type="dxa" w:w="100"/>
+              <w:bottom w:type="dxa" w:w="80"/>
+              <w:right w:type="dxa" w:w="100"/>
+            </w:tcMar>
+          </w:tcPr>
+          <w:p>
+            <w:pPr>
+              <w:spacing w:after="0"/>
+            </w:pPr>
+            <w:r>
+              <w:rPr>
+                <w:b/>
+                <w:bCs/>
+                <w:color w:val="12355B"/>
+                <w:sz w:val="19"/>
+                <w:szCs w:val="19"/>
+              </w:rPr>
+              <w:t xml:space="preserve">Non-Example</w:t>
+            </w:r>
+          </w:p>
+        </w:tc>
+        <w:tc>
+          <w:tcPr>
+            <w:tcW w:type="dxa" w:w="2200"/>
+            <w:shd w:fill="EEF4F8" w:color="auto" w:val="clear"/>
+            <w:tcMar>
+              <w:top w:type="dxa" w:w="80"/>
+              <w:left w:type="dxa" w:w="100"/>
+              <w:bottom w:type="dxa" w:w="80"/>
+              <w:right w:type="dxa" w:w="100"/>
+            </w:tcMar>
+          </w:tcPr>
+          <w:p>
+            <w:pPr>
+              <w:spacing w:after="0"/>
+            </w:pPr>
+            <w:r>
+              <w:rPr>
+                <w:b/>
+                <w:bCs/>
+                <w:color w:val="12355B"/>
+                <w:sz w:val="19"/>
+                <w:szCs w:val="19"/>
+              </w:rPr>
+              <w:t xml:space="preserve">Visual Clue</w:t>
+            </w:r>
+          </w:p>
+        </w:tc>
+      </w:tr>
+      <w:tr>
+        <w:trPr>
+          <w:cantSplit/>
+        </w:trPr>
+        <w:tc>
+          <w:tcPr>
+            <w:tcW w:type="dxa" w:w="1800"/>
+            <w:tcMar>
+              <w:top w:type="dxa" w:w="80"/>
+              <w:left w:type="dxa" w:w="100"/>
+              <w:bottom w:type="dxa" w:w="80"/>
+              <w:right w:type="dxa" w:w="100"/>
+            </w:tcMar>
+            <w:vAlign w:val="top"/>
+          </w:tcPr>
+          <w:p>
+            <w:pPr>
+              <w:spacing w:after="30"/>
+            </w:pPr>
+            <w:r>
+              <w:rPr>
+                <w:b/>
+                <w:bCs/>
+                <w:color w:val="12355B"/>
+                <w:sz w:val="21"/>
+                <w:szCs w:val="21"/>
+              </w:rPr>
+              <w:t xml:space="preserve">Area of Parallelograms</w:t>
+            </w:r>
+          </w:p>
+          <w:p>
+            <w:pPr>
+              <w:spacing w:after="0"/>
+            </w:pPr>
+            <w:r>
+              <w:rPr>
+                <w:i/>
+                <w:iCs/>
+                <w:color w:val="5F6F80"/>
+                <w:sz w:val="18"/>
+                <w:szCs w:val="18"/>
+              </w:rPr>
+              <w:t xml:space="preserve">Área de paralelogramos</w:t>
+            </w:r>
+          </w:p>
+        </w:tc>
+        <w:tc>
+          <w:tcPr>
+            <w:tcW w:type="dxa" w:w="3160"/>
+            <w:tcMar>
+              <w:top w:type="dxa" w:w="80"/>
+              <w:left w:type="dxa" w:w="100"/>
+              <w:bottom w:type="dxa" w:w="80"/>
+              <w:right w:type="dxa" w:w="100"/>
+            </w:tcMar>
+            <w:vAlign w:val="top"/>
+          </w:tcPr>
+          <w:p>
+            <w:pPr>
+              <w:spacing w:after="0"/>
+            </w:pPr>
+            <w:r>
+              <w:rPr>
+                <w:sz w:val="20"/>
+                <w:szCs w:val="20"/>
+              </w:rPr>
+              <w:t xml:space="preserve">The space inside a parallelogram. Formula: A = b × h, using the perpendicular height.</w:t>
+            </w:r>
+          </w:p>
+        </w:tc>
+        <w:tc>
+          <w:tcPr>
+            <w:tcW w:type="dxa" w:w="2200"/>
+            <w:tcMar>
+              <w:top w:type="dxa" w:w="80"/>
+              <w:left w:type="dxa" w:w="100"/>
+              <w:bottom w:type="dxa" w:w="80"/>
+              <w:right w:type="dxa" w:w="100"/>
+            </w:tcMar>
+            <w:vAlign w:val="top"/>
+          </w:tcPr>
+          <w:p>
+            <w:pPr>
+              <w:spacing w:after="40"/>
+            </w:pPr>
+            <w:r>
+              <w:rPr>
+                <w:i/>
+                <w:iCs/>
+                <w:color w:val="5F6F80"/>
+                <w:sz w:val="19"/>
+                <w:szCs w:val="19"/>
+              </w:rPr>
+              <w:t xml:space="preserve">Not Area of Parallelograms: write a counter-example that breaks the definition.</w:t>
+            </w:r>
+          </w:p>
+          <w:p>
+            <w:pPr>
+              <w:pBdr>
+                <w:bottom w:val="single" w:color="AFBECC" w:sz="6"/>
+              </w:pBdr>
+              <w:spacing w:after="30" w:before="150"/>
+            </w:pPr>
+            <w:r>
+              <w:t xml:space="preserve"/>
+            </w:r>
+          </w:p>
+        </w:tc>
+        <w:tc>
+          <w:tcPr>
+            <w:tcW w:type="dxa" w:w="2200"/>
+            <w:tcMar>
+              <w:top w:type="dxa" w:w="80"/>
+              <w:left w:type="dxa" w:w="100"/>
+              <w:bottom w:type="dxa" w:w="80"/>
+              <w:right w:type="dxa" w:w="100"/>
+            </w:tcMar>
+            <w:vAlign w:val="top"/>
+          </w:tcPr>
+          <w:p>
+            <w:pPr>
+              <w:spacing w:after="40"/>
               <w:jc w:val="center"/>
             </w:pPr>
             <w:r>
               <w:drawing>
                 <wp:inline distT="0" distB="0" distL="0" distR="0">
-                  <wp:extent cx="1047750" cy="790575"/>
+                  <wp:extent cx="876300" cy="657225"/>
                   <wp:effectExtent t="0" r="0" b="0" l="0"/>
                   <wp:docPr id="1" name="" descr="" title=""/>
                   <wp:cNvGraphicFramePr>
@@ -316,7 +536,7 @@
                         <pic:spPr bwMode="auto">
                           <a:xfrm>
                             <a:off x="0" y="0"/>
-                            <a:ext cx="1047750" cy="790575"/>
+                            <a:ext cx="876300" cy="657225"/>
                           </a:xfrm>
                           <a:prstGeom prst="rect">
                             <a:avLst/>
@@ -329,32 +549,108 @@
               </w:drawing>
             </w:r>
           </w:p>
-        </w:tc>
-        <w:tc>
-          <w:tcPr>
-            <w:tcW w:type="dxa" w:w="7560"/>
-            <w:tcMar>
-              <w:top w:type="dxa" w:w="100"/>
-              <w:left w:type="dxa" w:w="40"/>
-              <w:bottom w:type="dxa" w:w="100"/>
-              <w:right w:type="dxa" w:w="40"/>
-            </w:tcMar>
-            <w:vAlign w:val="center"/>
-          </w:tcPr>
-          <w:p>
-            <w:pPr>
-              <w:spacing w:after="50"/>
+          <w:p>
+            <w:pPr>
+              <w:spacing w:after="0"/>
+            </w:pPr>
+            <w:r>
+              <w:rPr>
+                <w:i/>
+                <w:iCs/>
+                <w:color w:val="5F6F80"/>
+                <w:sz w:val="18"/>
+                <w:szCs w:val="18"/>
+              </w:rPr>
+              <w:t xml:space="preserve">A = b × h; if b = 10 cm and h = 6 cm, A = 60 cm².</w:t>
+            </w:r>
+          </w:p>
+        </w:tc>
+      </w:tr>
+      <w:tr>
+        <w:trPr>
+          <w:cantSplit/>
+        </w:trPr>
+        <w:tc>
+          <w:tcPr>
+            <w:tcW w:type="dxa" w:w="1800"/>
+            <w:tcMar>
+              <w:top w:type="dxa" w:w="80"/>
+              <w:left w:type="dxa" w:w="100"/>
+              <w:bottom w:type="dxa" w:w="80"/>
+              <w:right w:type="dxa" w:w="100"/>
+            </w:tcMar>
+            <w:vAlign w:val="top"/>
+          </w:tcPr>
+          <w:p>
+            <w:pPr>
+              <w:spacing w:after="30"/>
             </w:pPr>
             <w:r>
               <w:rPr>
                 <w:b/>
                 <w:bCs/>
                 <w:color w:val="12355B"/>
-                <w:sz w:val="24"/>
-                <w:szCs w:val="24"/>
-              </w:rPr>
-              <w:t xml:space="preserve">Area of Parallelograms</w:t>
-            </w:r>
+                <w:sz w:val="21"/>
+                <w:szCs w:val="21"/>
+              </w:rPr>
+              <w:t xml:space="preserve">Slanted side</w:t>
+            </w:r>
+          </w:p>
+          <w:p>
+            <w:pPr>
+              <w:spacing w:after="0"/>
+            </w:pPr>
+            <w:r>
+              <w:rPr>
+                <w:i/>
+                <w:iCs/>
+                <w:color w:val="5F6F80"/>
+                <w:sz w:val="18"/>
+                <w:szCs w:val="18"/>
+              </w:rPr>
+              <w:t xml:space="preserve">Lado inclinado</w:t>
+            </w:r>
+          </w:p>
+        </w:tc>
+        <w:tc>
+          <w:tcPr>
+            <w:tcW w:type="dxa" w:w="3160"/>
+            <w:tcMar>
+              <w:top w:type="dxa" w:w="80"/>
+              <w:left w:type="dxa" w:w="100"/>
+              <w:bottom w:type="dxa" w:w="80"/>
+              <w:right w:type="dxa" w:w="100"/>
+            </w:tcMar>
+            <w:vAlign w:val="top"/>
+          </w:tcPr>
+          <w:p>
+            <w:pPr>
+              <w:spacing w:after="0"/>
+            </w:pPr>
+            <w:r>
+              <w:rPr>
+                <w:sz w:val="20"/>
+                <w:szCs w:val="20"/>
+              </w:rPr>
+              <w:t xml:space="preserve">A side that leans instead of going straight up and down. It is not the perpendicular height.</w:t>
+            </w:r>
+          </w:p>
+        </w:tc>
+        <w:tc>
+          <w:tcPr>
+            <w:tcW w:type="dxa" w:w="2200"/>
+            <w:tcMar>
+              <w:top w:type="dxa" w:w="80"/>
+              <w:left w:type="dxa" w:w="100"/>
+              <w:bottom w:type="dxa" w:w="80"/>
+              <w:right w:type="dxa" w:w="100"/>
+            </w:tcMar>
+            <w:vAlign w:val="top"/>
+          </w:tcPr>
+          <w:p>
+            <w:pPr>
+              <w:spacing w:after="40"/>
+            </w:pPr>
             <w:r>
               <w:rPr>
                 <w:i/>
@@ -363,89 +659,41 @@
                 <w:sz w:val="19"/>
                 <w:szCs w:val="19"/>
               </w:rPr>
-              <w:t xml:space="preserve">   Área de paralelogramos</w:t>
-            </w:r>
-          </w:p>
+              <w:t xml:space="preserve">Not Slanted side: write a counter-example that breaks the definition.</w:t>
+            </w:r>
+          </w:p>
+          <w:p>
+            <w:pPr>
+              <w:pBdr>
+                <w:bottom w:val="single" w:color="AFBECC" w:sz="6"/>
+              </w:pBdr>
+              <w:spacing w:after="30" w:before="150"/>
+            </w:pPr>
+            <w:r>
+              <w:t xml:space="preserve"/>
+            </w:r>
+          </w:p>
+        </w:tc>
+        <w:tc>
+          <w:tcPr>
+            <w:tcW w:type="dxa" w:w="2200"/>
+            <w:tcMar>
+              <w:top w:type="dxa" w:w="80"/>
+              <w:left w:type="dxa" w:w="100"/>
+              <w:bottom w:type="dxa" w:w="80"/>
+              <w:right w:type="dxa" w:w="100"/>
+            </w:tcMar>
+            <w:vAlign w:val="top"/>
+          </w:tcPr>
           <w:p>
             <w:pPr>
               <w:spacing w:after="40"/>
-            </w:pPr>
-            <w:r>
-              <w:rPr>
-                <w:sz w:val="21"/>
-                <w:szCs w:val="21"/>
-              </w:rPr>
-              <w:t xml:space="preserve">The space inside a parallelogram. Formula: A = b × h, using the perpendicular height.</w:t>
-            </w:r>
-          </w:p>
-          <w:p>
-            <w:pPr>
-              <w:spacing w:after="0"/>
-            </w:pPr>
-            <w:r>
-              <w:rPr>
-                <w:b/>
-                <w:bCs/>
-                <w:color w:val="1FA6A2"/>
-                <w:sz w:val="18"/>
-                <w:szCs w:val="18"/>
-              </w:rPr>
-              <w:t xml:space="preserve">Example:  </w:t>
-            </w:r>
-            <w:r>
-              <w:rPr>
-                <w:i/>
-                <w:iCs/>
-                <w:color w:val="5F6F80"/>
-                <w:sz w:val="18"/>
-                <w:szCs w:val="18"/>
-              </w:rPr>
-              <w:t xml:space="preserve">A = b × h; if b = 10 cm and h = 6 cm, A = 60 cm².</w:t>
-            </w:r>
-          </w:p>
-        </w:tc>
-      </w:tr>
-    </w:tbl>
-    <w:tbl>
-      <w:tblPr>
-        <w:tblW w:type="pct" w:w="100%"/>
-        <w:tblBorders>
-          <w:top w:val="none" w:color="FFFFFF" w:sz="0"/>
-          <w:left w:val="none" w:color="FFFFFF" w:sz="0"/>
-          <w:bottom w:val="single" w:color="C7D2DD" w:sz="4"/>
-          <w:right w:val="none" w:color="FFFFFF" w:sz="0"/>
-          <w:insideH w:val="none" w:color="FFFFFF" w:sz="0"/>
-          <w:insideV w:val="none" w:color="FFFFFF" w:sz="0"/>
-        </w:tblBorders>
-      </w:tblPr>
-      <w:tblGrid>
-        <w:gridCol w:w="1800"/>
-        <w:gridCol w:w="7560"/>
-      </w:tblGrid>
-      <w:tr>
-        <w:trPr>
-          <w:cantSplit/>
-        </w:trPr>
-        <w:tc>
-          <w:tcPr>
-            <w:tcW w:type="dxa" w:w="1800"/>
-            <w:tcMar>
-              <w:top w:type="dxa" w:w="100"/>
-              <w:left w:type="dxa" w:w="40"/>
-              <w:bottom w:type="dxa" w:w="100"/>
-              <w:right w:type="dxa" w:w="120"/>
-            </w:tcMar>
-            <w:vAlign w:val="center"/>
-          </w:tcPr>
-          <w:p>
-            <w:pPr>
-              <w:spacing w:after="0"/>
               <w:jc w:val="center"/>
             </w:pPr>
             <w:r>
               <w:drawing>
                 <wp:inline distT="0" distB="0" distL="0" distR="0">
-                  <wp:extent cx="1047750" cy="790575"/>
+                  <wp:extent cx="876300" cy="657225"/>
                   <wp:effectExtent t="0" r="0" b="0" l="0"/>
                   <wp:docPr id="1" name="" descr="" title=""/>
                   <wp:cNvGraphicFramePr>
@@ -470,7 +718,7 @@
                         <pic:spPr bwMode="auto">
                           <a:xfrm>
                             <a:off x="0" y="0"/>
-                            <a:ext cx="1047750" cy="790575"/>
+                            <a:ext cx="876300" cy="657225"/>
                           </a:xfrm>
                           <a:prstGeom prst="rect">
                             <a:avLst/>
@@ -483,32 +731,108 @@
               </w:drawing>
             </w:r>
           </w:p>
-        </w:tc>
-        <w:tc>
-          <w:tcPr>
-            <w:tcW w:type="dxa" w:w="7560"/>
-            <w:tcMar>
-              <w:top w:type="dxa" w:w="100"/>
-              <w:left w:type="dxa" w:w="40"/>
-              <w:bottom w:type="dxa" w:w="100"/>
-              <w:right w:type="dxa" w:w="40"/>
-            </w:tcMar>
-            <w:vAlign w:val="center"/>
-          </w:tcPr>
-          <w:p>
-            <w:pPr>
-              <w:spacing w:after="50"/>
+          <w:p>
+            <w:pPr>
+              <w:spacing w:after="0"/>
+            </w:pPr>
+            <w:r>
+              <w:rPr>
+                <w:i/>
+                <w:iCs/>
+                <w:color w:val="5F6F80"/>
+                <w:sz w:val="18"/>
+                <w:szCs w:val="18"/>
+              </w:rPr>
+              <w:t xml:space="preserve">In a leaning parallelogram, use the dashed 90° height—not the slanted side—in A = b × h.</w:t>
+            </w:r>
+          </w:p>
+        </w:tc>
+      </w:tr>
+      <w:tr>
+        <w:trPr>
+          <w:cantSplit/>
+        </w:trPr>
+        <w:tc>
+          <w:tcPr>
+            <w:tcW w:type="dxa" w:w="1800"/>
+            <w:tcMar>
+              <w:top w:type="dxa" w:w="80"/>
+              <w:left w:type="dxa" w:w="100"/>
+              <w:bottom w:type="dxa" w:w="80"/>
+              <w:right w:type="dxa" w:w="100"/>
+            </w:tcMar>
+            <w:vAlign w:val="top"/>
+          </w:tcPr>
+          <w:p>
+            <w:pPr>
+              <w:spacing w:after="30"/>
             </w:pPr>
             <w:r>
               <w:rPr>
                 <w:b/>
                 <w:bCs/>
                 <w:color w:val="12355B"/>
-                <w:sz w:val="24"/>
-                <w:szCs w:val="24"/>
-              </w:rPr>
-              <w:t xml:space="preserve">Slanted side</w:t>
-            </w:r>
+                <w:sz w:val="21"/>
+                <w:szCs w:val="21"/>
+              </w:rPr>
+              <w:t xml:space="preserve">Parallelogram</w:t>
+            </w:r>
+          </w:p>
+          <w:p>
+            <w:pPr>
+              <w:spacing w:after="0"/>
+            </w:pPr>
+            <w:r>
+              <w:rPr>
+                <w:i/>
+                <w:iCs/>
+                <w:color w:val="5F6F80"/>
+                <w:sz w:val="18"/>
+                <w:szCs w:val="18"/>
+              </w:rPr>
+              <w:t xml:space="preserve">Paralelogramo</w:t>
+            </w:r>
+          </w:p>
+        </w:tc>
+        <w:tc>
+          <w:tcPr>
+            <w:tcW w:type="dxa" w:w="3160"/>
+            <w:tcMar>
+              <w:top w:type="dxa" w:w="80"/>
+              <w:left w:type="dxa" w:w="100"/>
+              <w:bottom w:type="dxa" w:w="80"/>
+              <w:right w:type="dxa" w:w="100"/>
+            </w:tcMar>
+            <w:vAlign w:val="top"/>
+          </w:tcPr>
+          <w:p>
+            <w:pPr>
+              <w:spacing w:after="0"/>
+            </w:pPr>
+            <w:r>
+              <w:rPr>
+                <w:sz w:val="20"/>
+                <w:szCs w:val="20"/>
+              </w:rPr>
+              <w:t xml:space="preserve">A four-sided shape with two pairs of parallel sides.</w:t>
+            </w:r>
+          </w:p>
+        </w:tc>
+        <w:tc>
+          <w:tcPr>
+            <w:tcW w:type="dxa" w:w="2200"/>
+            <w:tcMar>
+              <w:top w:type="dxa" w:w="80"/>
+              <w:left w:type="dxa" w:w="100"/>
+              <w:bottom w:type="dxa" w:w="80"/>
+              <w:right w:type="dxa" w:w="100"/>
+            </w:tcMar>
+            <w:vAlign w:val="top"/>
+          </w:tcPr>
+          <w:p>
+            <w:pPr>
+              <w:spacing w:after="40"/>
+            </w:pPr>
             <w:r>
               <w:rPr>
                 <w:i/>
@@ -517,89 +841,41 @@
                 <w:sz w:val="19"/>
                 <w:szCs w:val="19"/>
               </w:rPr>
-              <w:t xml:space="preserve">   Lado inclinado</w:t>
-            </w:r>
-          </w:p>
+              <w:t xml:space="preserve">Not Parallelogram: write a counter-example that breaks the definition.</w:t>
+            </w:r>
+          </w:p>
+          <w:p>
+            <w:pPr>
+              <w:pBdr>
+                <w:bottom w:val="single" w:color="AFBECC" w:sz="6"/>
+              </w:pBdr>
+              <w:spacing w:after="30" w:before="150"/>
+            </w:pPr>
+            <w:r>
+              <w:t xml:space="preserve"/>
+            </w:r>
+          </w:p>
+        </w:tc>
+        <w:tc>
+          <w:tcPr>
+            <w:tcW w:type="dxa" w:w="2200"/>
+            <w:tcMar>
+              <w:top w:type="dxa" w:w="80"/>
+              <w:left w:type="dxa" w:w="100"/>
+              <w:bottom w:type="dxa" w:w="80"/>
+              <w:right w:type="dxa" w:w="100"/>
+            </w:tcMar>
+            <w:vAlign w:val="top"/>
+          </w:tcPr>
           <w:p>
             <w:pPr>
               <w:spacing w:after="40"/>
-            </w:pPr>
-            <w:r>
-              <w:rPr>
-                <w:sz w:val="21"/>
-                <w:szCs w:val="21"/>
-              </w:rPr>
-              <w:t xml:space="preserve">A side that leans instead of going straight up and down. It is not the perpendicular height.</w:t>
-            </w:r>
-          </w:p>
-          <w:p>
-            <w:pPr>
-              <w:spacing w:after="0"/>
-            </w:pPr>
-            <w:r>
-              <w:rPr>
-                <w:b/>
-                <w:bCs/>
-                <w:color w:val="1FA6A2"/>
-                <w:sz w:val="18"/>
-                <w:szCs w:val="18"/>
-              </w:rPr>
-              <w:t xml:space="preserve">Example:  </w:t>
-            </w:r>
-            <w:r>
-              <w:rPr>
-                <w:i/>
-                <w:iCs/>
-                <w:color w:val="5F6F80"/>
-                <w:sz w:val="18"/>
-                <w:szCs w:val="18"/>
-              </w:rPr>
-              <w:t xml:space="preserve">In a leaning parallelogram, use the dashed 90° height—not the slanted side—in A = b × h.</w:t>
-            </w:r>
-          </w:p>
-        </w:tc>
-      </w:tr>
-    </w:tbl>
-    <w:tbl>
-      <w:tblPr>
-        <w:tblW w:type="pct" w:w="100%"/>
-        <w:tblBorders>
-          <w:top w:val="none" w:color="FFFFFF" w:sz="0"/>
-          <w:left w:val="none" w:color="FFFFFF" w:sz="0"/>
-          <w:bottom w:val="single" w:color="C7D2DD" w:sz="4"/>
-          <w:right w:val="none" w:color="FFFFFF" w:sz="0"/>
-          <w:insideH w:val="none" w:color="FFFFFF" w:sz="0"/>
-          <w:insideV w:val="none" w:color="FFFFFF" w:sz="0"/>
-        </w:tblBorders>
-      </w:tblPr>
-      <w:tblGrid>
-        <w:gridCol w:w="1800"/>
-        <w:gridCol w:w="7560"/>
-      </w:tblGrid>
-      <w:tr>
-        <w:trPr>
-          <w:cantSplit/>
-        </w:trPr>
-        <w:tc>
-          <w:tcPr>
-            <w:tcW w:type="dxa" w:w="1800"/>
-            <w:tcMar>
-              <w:top w:type="dxa" w:w="100"/>
-              <w:left w:type="dxa" w:w="40"/>
-              <w:bottom w:type="dxa" w:w="100"/>
-              <w:right w:type="dxa" w:w="120"/>
-            </w:tcMar>
-            <w:vAlign w:val="center"/>
-          </w:tcPr>
-          <w:p>
-            <w:pPr>
-              <w:spacing w:after="0"/>
               <w:jc w:val="center"/>
             </w:pPr>
             <w:r>
               <w:drawing>
                 <wp:inline distT="0" distB="0" distL="0" distR="0">
-                  <wp:extent cx="1047750" cy="790575"/>
+                  <wp:extent cx="876300" cy="657225"/>
                   <wp:effectExtent t="0" r="0" b="0" l="0"/>
                   <wp:docPr id="1" name="" descr="" title=""/>
                   <wp:cNvGraphicFramePr>
@@ -624,7 +900,7 @@
                         <pic:spPr bwMode="auto">
                           <a:xfrm>
                             <a:off x="0" y="0"/>
-                            <a:ext cx="1047750" cy="790575"/>
+                            <a:ext cx="876300" cy="657225"/>
                           </a:xfrm>
                           <a:prstGeom prst="rect">
                             <a:avLst/>
@@ -637,32 +913,108 @@
               </w:drawing>
             </w:r>
           </w:p>
-        </w:tc>
-        <w:tc>
-          <w:tcPr>
-            <w:tcW w:type="dxa" w:w="7560"/>
-            <w:tcMar>
-              <w:top w:type="dxa" w:w="100"/>
-              <w:left w:type="dxa" w:w="40"/>
-              <w:bottom w:type="dxa" w:w="100"/>
-              <w:right w:type="dxa" w:w="40"/>
-            </w:tcMar>
-            <w:vAlign w:val="center"/>
-          </w:tcPr>
-          <w:p>
-            <w:pPr>
-              <w:spacing w:after="50"/>
+          <w:p>
+            <w:pPr>
+              <w:spacing w:after="0"/>
+            </w:pPr>
+            <w:r>
+              <w:rPr>
+                <w:i/>
+                <w:iCs/>
+                <w:color w:val="5F6F80"/>
+                <w:sz w:val="18"/>
+                <w:szCs w:val="18"/>
+              </w:rPr>
+              <w:t xml:space="preserve">Think of a leaning door — the top and bottom are parallel, and the two sides are parallel, like a slanted rectangle</w:t>
+            </w:r>
+          </w:p>
+        </w:tc>
+      </w:tr>
+      <w:tr>
+        <w:trPr>
+          <w:cantSplit/>
+        </w:trPr>
+        <w:tc>
+          <w:tcPr>
+            <w:tcW w:type="dxa" w:w="1800"/>
+            <w:tcMar>
+              <w:top w:type="dxa" w:w="80"/>
+              <w:left w:type="dxa" w:w="100"/>
+              <w:bottom w:type="dxa" w:w="80"/>
+              <w:right w:type="dxa" w:w="100"/>
+            </w:tcMar>
+            <w:vAlign w:val="top"/>
+          </w:tcPr>
+          <w:p>
+            <w:pPr>
+              <w:spacing w:after="30"/>
             </w:pPr>
             <w:r>
               <w:rPr>
                 <w:b/>
                 <w:bCs/>
                 <w:color w:val="12355B"/>
-                <w:sz w:val="24"/>
-                <w:szCs w:val="24"/>
-              </w:rPr>
-              <w:t xml:space="preserve">Parallelogram</w:t>
-            </w:r>
+                <w:sz w:val="21"/>
+                <w:szCs w:val="21"/>
+              </w:rPr>
+              <w:t xml:space="preserve">Parallel</w:t>
+            </w:r>
+          </w:p>
+          <w:p>
+            <w:pPr>
+              <w:spacing w:after="0"/>
+            </w:pPr>
+            <w:r>
+              <w:rPr>
+                <w:i/>
+                <w:iCs/>
+                <w:color w:val="5F6F80"/>
+                <w:sz w:val="18"/>
+                <w:szCs w:val="18"/>
+              </w:rPr>
+              <w:t xml:space="preserve">Paralelas</w:t>
+            </w:r>
+          </w:p>
+        </w:tc>
+        <w:tc>
+          <w:tcPr>
+            <w:tcW w:type="dxa" w:w="3160"/>
+            <w:tcMar>
+              <w:top w:type="dxa" w:w="80"/>
+              <w:left w:type="dxa" w:w="100"/>
+              <w:bottom w:type="dxa" w:w="80"/>
+              <w:right w:type="dxa" w:w="100"/>
+            </w:tcMar>
+            <w:vAlign w:val="top"/>
+          </w:tcPr>
+          <w:p>
+            <w:pPr>
+              <w:spacing w:after="0"/>
+            </w:pPr>
+            <w:r>
+              <w:rPr>
+                <w:sz w:val="20"/>
+                <w:szCs w:val="20"/>
+              </w:rPr>
+              <w:t xml:space="preserve">Two lines or sides that stay the same distance apart and never meet.</w:t>
+            </w:r>
+          </w:p>
+        </w:tc>
+        <w:tc>
+          <w:tcPr>
+            <w:tcW w:type="dxa" w:w="2200"/>
+            <w:tcMar>
+              <w:top w:type="dxa" w:w="80"/>
+              <w:left w:type="dxa" w:w="100"/>
+              <w:bottom w:type="dxa" w:w="80"/>
+              <w:right w:type="dxa" w:w="100"/>
+            </w:tcMar>
+            <w:vAlign w:val="top"/>
+          </w:tcPr>
+          <w:p>
+            <w:pPr>
+              <w:spacing w:after="40"/>
+            </w:pPr>
             <w:r>
               <w:rPr>
                 <w:i/>
@@ -671,89 +1023,41 @@
                 <w:sz w:val="19"/>
                 <w:szCs w:val="19"/>
               </w:rPr>
-              <w:t xml:space="preserve">   Paralelogramo</w:t>
-            </w:r>
-          </w:p>
+              <w:t xml:space="preserve">Not Parallel: write a counter-example that breaks the definition.</w:t>
+            </w:r>
+          </w:p>
+          <w:p>
+            <w:pPr>
+              <w:pBdr>
+                <w:bottom w:val="single" w:color="AFBECC" w:sz="6"/>
+              </w:pBdr>
+              <w:spacing w:after="30" w:before="150"/>
+            </w:pPr>
+            <w:r>
+              <w:t xml:space="preserve"/>
+            </w:r>
+          </w:p>
+        </w:tc>
+        <w:tc>
+          <w:tcPr>
+            <w:tcW w:type="dxa" w:w="2200"/>
+            <w:tcMar>
+              <w:top w:type="dxa" w:w="80"/>
+              <w:left w:type="dxa" w:w="100"/>
+              <w:bottom w:type="dxa" w:w="80"/>
+              <w:right w:type="dxa" w:w="100"/>
+            </w:tcMar>
+            <w:vAlign w:val="top"/>
+          </w:tcPr>
           <w:p>
             <w:pPr>
               <w:spacing w:after="40"/>
-            </w:pPr>
-            <w:r>
-              <w:rPr>
-                <w:sz w:val="21"/>
-                <w:szCs w:val="21"/>
-              </w:rPr>
-              <w:t xml:space="preserve">A four-sided shape with two pairs of parallel sides.</w:t>
-            </w:r>
-          </w:p>
-          <w:p>
-            <w:pPr>
-              <w:spacing w:after="0"/>
-            </w:pPr>
-            <w:r>
-              <w:rPr>
-                <w:b/>
-                <w:bCs/>
-                <w:color w:val="1FA6A2"/>
-                <w:sz w:val="18"/>
-                <w:szCs w:val="18"/>
-              </w:rPr>
-              <w:t xml:space="preserve">Example:  </w:t>
-            </w:r>
-            <w:r>
-              <w:rPr>
-                <w:i/>
-                <w:iCs/>
-                <w:color w:val="5F6F80"/>
-                <w:sz w:val="18"/>
-                <w:szCs w:val="18"/>
-              </w:rPr>
-              <w:t xml:space="preserve">Think of a leaning door — the top and bottom are parallel, and the two sides are parallel, like a slanted rectangle</w:t>
-            </w:r>
-          </w:p>
-        </w:tc>
-      </w:tr>
-    </w:tbl>
-    <w:tbl>
-      <w:tblPr>
-        <w:tblW w:type="pct" w:w="100%"/>
-        <w:tblBorders>
-          <w:top w:val="none" w:color="FFFFFF" w:sz="0"/>
-          <w:left w:val="none" w:color="FFFFFF" w:sz="0"/>
-          <w:bottom w:val="single" w:color="C7D2DD" w:sz="4"/>
-          <w:right w:val="none" w:color="FFFFFF" w:sz="0"/>
-          <w:insideH w:val="none" w:color="FFFFFF" w:sz="0"/>
-          <w:insideV w:val="none" w:color="FFFFFF" w:sz="0"/>
-        </w:tblBorders>
-      </w:tblPr>
-      <w:tblGrid>
-        <w:gridCol w:w="1800"/>
-        <w:gridCol w:w="7560"/>
-      </w:tblGrid>
-      <w:tr>
-        <w:trPr>
-          <w:cantSplit/>
-        </w:trPr>
-        <w:tc>
-          <w:tcPr>
-            <w:tcW w:type="dxa" w:w="1800"/>
-            <w:tcMar>
-              <w:top w:type="dxa" w:w="100"/>
-              <w:left w:type="dxa" w:w="40"/>
-              <w:bottom w:type="dxa" w:w="100"/>
-              <w:right w:type="dxa" w:w="120"/>
-            </w:tcMar>
-            <w:vAlign w:val="center"/>
-          </w:tcPr>
-          <w:p>
-            <w:pPr>
-              <w:spacing w:after="0"/>
               <w:jc w:val="center"/>
             </w:pPr>
             <w:r>
               <w:drawing>
                 <wp:inline distT="0" distB="0" distL="0" distR="0">
-                  <wp:extent cx="1047750" cy="790575"/>
+                  <wp:extent cx="876300" cy="657225"/>
                   <wp:effectExtent t="0" r="0" b="0" l="0"/>
                   <wp:docPr id="1" name="" descr="" title=""/>
                   <wp:cNvGraphicFramePr>
@@ -778,7 +1082,7 @@
                         <pic:spPr bwMode="auto">
                           <a:xfrm>
                             <a:off x="0" y="0"/>
-                            <a:ext cx="1047750" cy="790575"/>
+                            <a:ext cx="876300" cy="657225"/>
                           </a:xfrm>
                           <a:prstGeom prst="rect">
                             <a:avLst/>
@@ -791,32 +1095,108 @@
               </w:drawing>
             </w:r>
           </w:p>
-        </w:tc>
-        <w:tc>
-          <w:tcPr>
-            <w:tcW w:type="dxa" w:w="7560"/>
-            <w:tcMar>
-              <w:top w:type="dxa" w:w="100"/>
-              <w:left w:type="dxa" w:w="40"/>
-              <w:bottom w:type="dxa" w:w="100"/>
-              <w:right w:type="dxa" w:w="40"/>
-            </w:tcMar>
-            <w:vAlign w:val="center"/>
-          </w:tcPr>
-          <w:p>
-            <w:pPr>
-              <w:spacing w:after="50"/>
+          <w:p>
+            <w:pPr>
+              <w:spacing w:after="0"/>
+            </w:pPr>
+            <w:r>
+              <w:rPr>
+                <w:i/>
+                <w:iCs/>
+                <w:color w:val="5F6F80"/>
+                <w:sz w:val="18"/>
+                <w:szCs w:val="18"/>
+              </w:rPr>
+              <w:t xml:space="preserve">The top and bottom of a parallelogram never get closer together — matching arrowheads (›) mark one parallel pair, double arrowheads (››) mark the other.</w:t>
+            </w:r>
+          </w:p>
+        </w:tc>
+      </w:tr>
+      <w:tr>
+        <w:trPr>
+          <w:cantSplit/>
+        </w:trPr>
+        <w:tc>
+          <w:tcPr>
+            <w:tcW w:type="dxa" w:w="1800"/>
+            <w:tcMar>
+              <w:top w:type="dxa" w:w="80"/>
+              <w:left w:type="dxa" w:w="100"/>
+              <w:bottom w:type="dxa" w:w="80"/>
+              <w:right w:type="dxa" w:w="100"/>
+            </w:tcMar>
+            <w:vAlign w:val="top"/>
+          </w:tcPr>
+          <w:p>
+            <w:pPr>
+              <w:spacing w:after="30"/>
             </w:pPr>
             <w:r>
               <w:rPr>
                 <w:b/>
                 <w:bCs/>
                 <w:color w:val="12355B"/>
-                <w:sz w:val="24"/>
-                <w:szCs w:val="24"/>
-              </w:rPr>
-              <w:t xml:space="preserve">Parallel</w:t>
-            </w:r>
+                <w:sz w:val="21"/>
+                <w:szCs w:val="21"/>
+              </w:rPr>
+              <w:t xml:space="preserve">Base</w:t>
+            </w:r>
+          </w:p>
+          <w:p>
+            <w:pPr>
+              <w:spacing w:after="0"/>
+            </w:pPr>
+            <w:r>
+              <w:rPr>
+                <w:i/>
+                <w:iCs/>
+                <w:color w:val="5F6F80"/>
+                <w:sz w:val="18"/>
+                <w:szCs w:val="18"/>
+              </w:rPr>
+              <w:t xml:space="preserve">Base</w:t>
+            </w:r>
+          </w:p>
+        </w:tc>
+        <w:tc>
+          <w:tcPr>
+            <w:tcW w:type="dxa" w:w="3160"/>
+            <w:tcMar>
+              <w:top w:type="dxa" w:w="80"/>
+              <w:left w:type="dxa" w:w="100"/>
+              <w:bottom w:type="dxa" w:w="80"/>
+              <w:right w:type="dxa" w:w="100"/>
+            </w:tcMar>
+            <w:vAlign w:val="top"/>
+          </w:tcPr>
+          <w:p>
+            <w:pPr>
+              <w:spacing w:after="0"/>
+            </w:pPr>
+            <w:r>
+              <w:rPr>
+                <w:sz w:val="20"/>
+                <w:szCs w:val="20"/>
+              </w:rPr>
+              <w:t xml:space="preserve">Any side of a parallelogram can be the base. Once you pick a base, the height must be measured perpendicular (at a 90° angle) to it.</w:t>
+            </w:r>
+          </w:p>
+        </w:tc>
+        <w:tc>
+          <w:tcPr>
+            <w:tcW w:type="dxa" w:w="2200"/>
+            <w:tcMar>
+              <w:top w:type="dxa" w:w="80"/>
+              <w:left w:type="dxa" w:w="100"/>
+              <w:bottom w:type="dxa" w:w="80"/>
+              <w:right w:type="dxa" w:w="100"/>
+            </w:tcMar>
+            <w:vAlign w:val="top"/>
+          </w:tcPr>
+          <w:p>
+            <w:pPr>
+              <w:spacing w:after="40"/>
+            </w:pPr>
             <w:r>
               <w:rPr>
                 <w:i/>
@@ -825,89 +1205,41 @@
                 <w:sz w:val="19"/>
                 <w:szCs w:val="19"/>
               </w:rPr>
-              <w:t xml:space="preserve">   Paralelas</w:t>
-            </w:r>
-          </w:p>
+              <w:t xml:space="preserve">Not Base: write a counter-example that breaks the definition.</w:t>
+            </w:r>
+          </w:p>
+          <w:p>
+            <w:pPr>
+              <w:pBdr>
+                <w:bottom w:val="single" w:color="AFBECC" w:sz="6"/>
+              </w:pBdr>
+              <w:spacing w:after="30" w:before="150"/>
+            </w:pPr>
+            <w:r>
+              <w:t xml:space="preserve"/>
+            </w:r>
+          </w:p>
+        </w:tc>
+        <w:tc>
+          <w:tcPr>
+            <w:tcW w:type="dxa" w:w="2200"/>
+            <w:tcMar>
+              <w:top w:type="dxa" w:w="80"/>
+              <w:left w:type="dxa" w:w="100"/>
+              <w:bottom w:type="dxa" w:w="80"/>
+              <w:right w:type="dxa" w:w="100"/>
+            </w:tcMar>
+            <w:vAlign w:val="top"/>
+          </w:tcPr>
           <w:p>
             <w:pPr>
               <w:spacing w:after="40"/>
-            </w:pPr>
-            <w:r>
-              <w:rPr>
-                <w:sz w:val="21"/>
-                <w:szCs w:val="21"/>
-              </w:rPr>
-              <w:t xml:space="preserve">Two lines or sides that stay the same distance apart and never meet.</w:t>
-            </w:r>
-          </w:p>
-          <w:p>
-            <w:pPr>
-              <w:spacing w:after="0"/>
-            </w:pPr>
-            <w:r>
-              <w:rPr>
-                <w:b/>
-                <w:bCs/>
-                <w:color w:val="1FA6A2"/>
-                <w:sz w:val="18"/>
-                <w:szCs w:val="18"/>
-              </w:rPr>
-              <w:t xml:space="preserve">Example:  </w:t>
-            </w:r>
-            <w:r>
-              <w:rPr>
-                <w:i/>
-                <w:iCs/>
-                <w:color w:val="5F6F80"/>
-                <w:sz w:val="18"/>
-                <w:szCs w:val="18"/>
-              </w:rPr>
-              <w:t xml:space="preserve">The top and bottom of a parallelogram never get closer together — matching arrowheads (›) mark one parallel pair, double arrowheads (››) mark the other.</w:t>
-            </w:r>
-          </w:p>
-        </w:tc>
-      </w:tr>
-    </w:tbl>
-    <w:tbl>
-      <w:tblPr>
-        <w:tblW w:type="pct" w:w="100%"/>
-        <w:tblBorders>
-          <w:top w:val="none" w:color="FFFFFF" w:sz="0"/>
-          <w:left w:val="none" w:color="FFFFFF" w:sz="0"/>
-          <w:bottom w:val="single" w:color="C7D2DD" w:sz="4"/>
-          <w:right w:val="none" w:color="FFFFFF" w:sz="0"/>
-          <w:insideH w:val="none" w:color="FFFFFF" w:sz="0"/>
-          <w:insideV w:val="none" w:color="FFFFFF" w:sz="0"/>
-        </w:tblBorders>
-      </w:tblPr>
-      <w:tblGrid>
-        <w:gridCol w:w="1800"/>
-        <w:gridCol w:w="7560"/>
-      </w:tblGrid>
-      <w:tr>
-        <w:trPr>
-          <w:cantSplit/>
-        </w:trPr>
-        <w:tc>
-          <w:tcPr>
-            <w:tcW w:type="dxa" w:w="1800"/>
-            <w:tcMar>
-              <w:top w:type="dxa" w:w="100"/>
-              <w:left w:type="dxa" w:w="40"/>
-              <w:bottom w:type="dxa" w:w="100"/>
-              <w:right w:type="dxa" w:w="120"/>
-            </w:tcMar>
-            <w:vAlign w:val="center"/>
-          </w:tcPr>
-          <w:p>
-            <w:pPr>
-              <w:spacing w:after="0"/>
               <w:jc w:val="center"/>
             </w:pPr>
             <w:r>
               <w:drawing>
                 <wp:inline distT="0" distB="0" distL="0" distR="0">
-                  <wp:extent cx="1047750" cy="790575"/>
+                  <wp:extent cx="876300" cy="657225"/>
                   <wp:effectExtent t="0" r="0" b="0" l="0"/>
                   <wp:docPr id="1" name="" descr="" title=""/>
                   <wp:cNvGraphicFramePr>
@@ -932,7 +1264,7 @@
                         <pic:spPr bwMode="auto">
                           <a:xfrm>
                             <a:off x="0" y="0"/>
-                            <a:ext cx="1047750" cy="790575"/>
+                            <a:ext cx="876300" cy="657225"/>
                           </a:xfrm>
                           <a:prstGeom prst="rect">
                             <a:avLst/>
@@ -945,32 +1277,108 @@
               </w:drawing>
             </w:r>
           </w:p>
-        </w:tc>
-        <w:tc>
-          <w:tcPr>
-            <w:tcW w:type="dxa" w:w="7560"/>
-            <w:tcMar>
-              <w:top w:type="dxa" w:w="100"/>
-              <w:left w:type="dxa" w:w="40"/>
-              <w:bottom w:type="dxa" w:w="100"/>
-              <w:right w:type="dxa" w:w="40"/>
-            </w:tcMar>
-            <w:vAlign w:val="center"/>
-          </w:tcPr>
-          <w:p>
-            <w:pPr>
-              <w:spacing w:after="50"/>
+          <w:p>
+            <w:pPr>
+              <w:spacing w:after="0"/>
+            </w:pPr>
+            <w:r>
+              <w:rPr>
+                <w:i/>
+                <w:iCs/>
+                <w:color w:val="5F6F80"/>
+                <w:sz w:val="18"/>
+                <w:szCs w:val="18"/>
+              </w:rPr>
+              <w:t xml:space="preserve">Any side can be the base: choose the 10 cm side and b = 10 cm, then draw the height at 90° to that side in A = b × h</w:t>
+            </w:r>
+          </w:p>
+        </w:tc>
+      </w:tr>
+      <w:tr>
+        <w:trPr>
+          <w:cantSplit/>
+        </w:trPr>
+        <w:tc>
+          <w:tcPr>
+            <w:tcW w:type="dxa" w:w="1800"/>
+            <w:tcMar>
+              <w:top w:type="dxa" w:w="80"/>
+              <w:left w:type="dxa" w:w="100"/>
+              <w:bottom w:type="dxa" w:w="80"/>
+              <w:right w:type="dxa" w:w="100"/>
+            </w:tcMar>
+            <w:vAlign w:val="top"/>
+          </w:tcPr>
+          <w:p>
+            <w:pPr>
+              <w:spacing w:after="30"/>
             </w:pPr>
             <w:r>
               <w:rPr>
                 <w:b/>
                 <w:bCs/>
                 <w:color w:val="12355B"/>
-                <w:sz w:val="24"/>
-                <w:szCs w:val="24"/>
-              </w:rPr>
-              <w:t xml:space="preserve">Base</w:t>
-            </w:r>
+                <w:sz w:val="21"/>
+                <w:szCs w:val="21"/>
+              </w:rPr>
+              <w:t xml:space="preserve">Height</w:t>
+            </w:r>
+          </w:p>
+          <w:p>
+            <w:pPr>
+              <w:spacing w:after="0"/>
+            </w:pPr>
+            <w:r>
+              <w:rPr>
+                <w:i/>
+                <w:iCs/>
+                <w:color w:val="5F6F80"/>
+                <w:sz w:val="18"/>
+                <w:szCs w:val="18"/>
+              </w:rPr>
+              <w:t xml:space="preserve">Altura</w:t>
+            </w:r>
+          </w:p>
+        </w:tc>
+        <w:tc>
+          <w:tcPr>
+            <w:tcW w:type="dxa" w:w="3160"/>
+            <w:tcMar>
+              <w:top w:type="dxa" w:w="80"/>
+              <w:left w:type="dxa" w:w="100"/>
+              <w:bottom w:type="dxa" w:w="80"/>
+              <w:right w:type="dxa" w:w="100"/>
+            </w:tcMar>
+            <w:vAlign w:val="top"/>
+          </w:tcPr>
+          <w:p>
+            <w:pPr>
+              <w:spacing w:after="0"/>
+            </w:pPr>
+            <w:r>
+              <w:rPr>
+                <w:sz w:val="20"/>
+                <w:szCs w:val="20"/>
+              </w:rPr>
+              <w:t xml:space="preserve">The straight-up distance from the base to the top.</w:t>
+            </w:r>
+          </w:p>
+        </w:tc>
+        <w:tc>
+          <w:tcPr>
+            <w:tcW w:type="dxa" w:w="2200"/>
+            <w:tcMar>
+              <w:top w:type="dxa" w:w="80"/>
+              <w:left w:type="dxa" w:w="100"/>
+              <w:bottom w:type="dxa" w:w="80"/>
+              <w:right w:type="dxa" w:w="100"/>
+            </w:tcMar>
+            <w:vAlign w:val="top"/>
+          </w:tcPr>
+          <w:p>
+            <w:pPr>
+              <w:spacing w:after="40"/>
+            </w:pPr>
             <w:r>
               <w:rPr>
                 <w:i/>
@@ -979,89 +1387,41 @@
                 <w:sz w:val="19"/>
                 <w:szCs w:val="19"/>
               </w:rPr>
-              <w:t xml:space="preserve">   Base</w:t>
-            </w:r>
-          </w:p>
+              <w:t xml:space="preserve">Not Height: write a counter-example that breaks the definition.</w:t>
+            </w:r>
+          </w:p>
+          <w:p>
+            <w:pPr>
+              <w:pBdr>
+                <w:bottom w:val="single" w:color="AFBECC" w:sz="6"/>
+              </w:pBdr>
+              <w:spacing w:after="30" w:before="150"/>
+            </w:pPr>
+            <w:r>
+              <w:t xml:space="preserve"/>
+            </w:r>
+          </w:p>
+        </w:tc>
+        <w:tc>
+          <w:tcPr>
+            <w:tcW w:type="dxa" w:w="2200"/>
+            <w:tcMar>
+              <w:top w:type="dxa" w:w="80"/>
+              <w:left w:type="dxa" w:w="100"/>
+              <w:bottom w:type="dxa" w:w="80"/>
+              <w:right w:type="dxa" w:w="100"/>
+            </w:tcMar>
+            <w:vAlign w:val="top"/>
+          </w:tcPr>
           <w:p>
             <w:pPr>
               <w:spacing w:after="40"/>
-            </w:pPr>
-            <w:r>
-              <w:rPr>
-                <w:sz w:val="21"/>
-                <w:szCs w:val="21"/>
-              </w:rPr>
-              <w:t xml:space="preserve">Any side of a parallelogram can be the base. Once you pick a base, the height must be measured perpendicular (at a 90° angle) to it.</w:t>
-            </w:r>
-          </w:p>
-          <w:p>
-            <w:pPr>
-              <w:spacing w:after="0"/>
-            </w:pPr>
-            <w:r>
-              <w:rPr>
-                <w:b/>
-                <w:bCs/>
-                <w:color w:val="1FA6A2"/>
-                <w:sz w:val="18"/>
-                <w:szCs w:val="18"/>
-              </w:rPr>
-              <w:t xml:space="preserve">Example:  </w:t>
-            </w:r>
-            <w:r>
-              <w:rPr>
-                <w:i/>
-                <w:iCs/>
-                <w:color w:val="5F6F80"/>
-                <w:sz w:val="18"/>
-                <w:szCs w:val="18"/>
-              </w:rPr>
-              <w:t xml:space="preserve">Any side can be the base: choose the 10 cm side and b = 10 cm, then draw the height at 90° to that side in A = b × h</w:t>
-            </w:r>
-          </w:p>
-        </w:tc>
-      </w:tr>
-    </w:tbl>
-    <w:tbl>
-      <w:tblPr>
-        <w:tblW w:type="pct" w:w="100%"/>
-        <w:tblBorders>
-          <w:top w:val="none" w:color="FFFFFF" w:sz="0"/>
-          <w:left w:val="none" w:color="FFFFFF" w:sz="0"/>
-          <w:bottom w:val="single" w:color="C7D2DD" w:sz="4"/>
-          <w:right w:val="none" w:color="FFFFFF" w:sz="0"/>
-          <w:insideH w:val="none" w:color="FFFFFF" w:sz="0"/>
-          <w:insideV w:val="none" w:color="FFFFFF" w:sz="0"/>
-        </w:tblBorders>
-      </w:tblPr>
-      <w:tblGrid>
-        <w:gridCol w:w="1800"/>
-        <w:gridCol w:w="7560"/>
-      </w:tblGrid>
-      <w:tr>
-        <w:trPr>
-          <w:cantSplit/>
-        </w:trPr>
-        <w:tc>
-          <w:tcPr>
-            <w:tcW w:type="dxa" w:w="1800"/>
-            <w:tcMar>
-              <w:top w:type="dxa" w:w="100"/>
-              <w:left w:type="dxa" w:w="40"/>
-              <w:bottom w:type="dxa" w:w="100"/>
-              <w:right w:type="dxa" w:w="120"/>
-            </w:tcMar>
-            <w:vAlign w:val="center"/>
-          </w:tcPr>
-          <w:p>
-            <w:pPr>
-              <w:spacing w:after="0"/>
               <w:jc w:val="center"/>
             </w:pPr>
             <w:r>
               <w:drawing>
                 <wp:inline distT="0" distB="0" distL="0" distR="0">
-                  <wp:extent cx="1047750" cy="790575"/>
+                  <wp:extent cx="876300" cy="657225"/>
                   <wp:effectExtent t="0" r="0" b="0" l="0"/>
                   <wp:docPr id="1" name="" descr="" title=""/>
                   <wp:cNvGraphicFramePr>
@@ -1086,7 +1446,7 @@
                         <pic:spPr bwMode="auto">
                           <a:xfrm>
                             <a:off x="0" y="0"/>
-                            <a:ext cx="1047750" cy="790575"/>
+                            <a:ext cx="876300" cy="657225"/>
                           </a:xfrm>
                           <a:prstGeom prst="rect">
                             <a:avLst/>
@@ -1099,32 +1459,108 @@
               </w:drawing>
             </w:r>
           </w:p>
-        </w:tc>
-        <w:tc>
-          <w:tcPr>
-            <w:tcW w:type="dxa" w:w="7560"/>
-            <w:tcMar>
-              <w:top w:type="dxa" w:w="100"/>
-              <w:left w:type="dxa" w:w="40"/>
-              <w:bottom w:type="dxa" w:w="100"/>
-              <w:right w:type="dxa" w:w="40"/>
-            </w:tcMar>
-            <w:vAlign w:val="center"/>
-          </w:tcPr>
-          <w:p>
-            <w:pPr>
-              <w:spacing w:after="50"/>
+          <w:p>
+            <w:pPr>
+              <w:spacing w:after="0"/>
+            </w:pPr>
+            <w:r>
+              <w:rPr>
+                <w:i/>
+                <w:iCs/>
+                <w:color w:val="5F6F80"/>
+                <w:sz w:val="18"/>
+                <w:szCs w:val="18"/>
+              </w:rPr>
+              <w:t xml:space="preserve">A dashed vertical line from the top side straight down to the base, forming a 90° angle — NOT the slanted side</w:t>
+            </w:r>
+          </w:p>
+        </w:tc>
+      </w:tr>
+      <w:tr>
+        <w:trPr>
+          <w:cantSplit/>
+        </w:trPr>
+        <w:tc>
+          <w:tcPr>
+            <w:tcW w:type="dxa" w:w="1800"/>
+            <w:tcMar>
+              <w:top w:type="dxa" w:w="80"/>
+              <w:left w:type="dxa" w:w="100"/>
+              <w:bottom w:type="dxa" w:w="80"/>
+              <w:right w:type="dxa" w:w="100"/>
+            </w:tcMar>
+            <w:vAlign w:val="top"/>
+          </w:tcPr>
+          <w:p>
+            <w:pPr>
+              <w:spacing w:after="30"/>
             </w:pPr>
             <w:r>
               <w:rPr>
                 <w:b/>
                 <w:bCs/>
                 <w:color w:val="12355B"/>
-                <w:sz w:val="24"/>
-                <w:szCs w:val="24"/>
-              </w:rPr>
-              <w:t xml:space="preserve">Height</w:t>
-            </w:r>
+                <w:sz w:val="21"/>
+                <w:szCs w:val="21"/>
+              </w:rPr>
+              <w:t xml:space="preserve">Perpendicular</w:t>
+            </w:r>
+          </w:p>
+          <w:p>
+            <w:pPr>
+              <w:spacing w:after="0"/>
+            </w:pPr>
+            <w:r>
+              <w:rPr>
+                <w:i/>
+                <w:iCs/>
+                <w:color w:val="5F6F80"/>
+                <w:sz w:val="18"/>
+                <w:szCs w:val="18"/>
+              </w:rPr>
+              <w:t xml:space="preserve">Perpendicular</w:t>
+            </w:r>
+          </w:p>
+        </w:tc>
+        <w:tc>
+          <w:tcPr>
+            <w:tcW w:type="dxa" w:w="3160"/>
+            <w:tcMar>
+              <w:top w:type="dxa" w:w="80"/>
+              <w:left w:type="dxa" w:w="100"/>
+              <w:bottom w:type="dxa" w:w="80"/>
+              <w:right w:type="dxa" w:w="100"/>
+            </w:tcMar>
+            <w:vAlign w:val="top"/>
+          </w:tcPr>
+          <w:p>
+            <w:pPr>
+              <w:spacing w:after="0"/>
+            </w:pPr>
+            <w:r>
+              <w:rPr>
+                <w:sz w:val="20"/>
+                <w:szCs w:val="20"/>
+              </w:rPr>
+              <w:t xml:space="preserve">Two lines that meet to make a square corner (90 degrees).</w:t>
+            </w:r>
+          </w:p>
+        </w:tc>
+        <w:tc>
+          <w:tcPr>
+            <w:tcW w:type="dxa" w:w="2200"/>
+            <w:tcMar>
+              <w:top w:type="dxa" w:w="80"/>
+              <w:left w:type="dxa" w:w="100"/>
+              <w:bottom w:type="dxa" w:w="80"/>
+              <w:right w:type="dxa" w:w="100"/>
+            </w:tcMar>
+            <w:vAlign w:val="top"/>
+          </w:tcPr>
+          <w:p>
+            <w:pPr>
+              <w:spacing w:after="40"/>
+            </w:pPr>
             <w:r>
               <w:rPr>
                 <w:i/>
@@ -1133,89 +1569,41 @@
                 <w:sz w:val="19"/>
                 <w:szCs w:val="19"/>
               </w:rPr>
-              <w:t xml:space="preserve">   Altura</w:t>
-            </w:r>
-          </w:p>
+              <w:t xml:space="preserve">Not Perpendicular: write a counter-example that breaks the definition.</w:t>
+            </w:r>
+          </w:p>
+          <w:p>
+            <w:pPr>
+              <w:pBdr>
+                <w:bottom w:val="single" w:color="AFBECC" w:sz="6"/>
+              </w:pBdr>
+              <w:spacing w:after="30" w:before="150"/>
+            </w:pPr>
+            <w:r>
+              <w:t xml:space="preserve"/>
+            </w:r>
+          </w:p>
+        </w:tc>
+        <w:tc>
+          <w:tcPr>
+            <w:tcW w:type="dxa" w:w="2200"/>
+            <w:tcMar>
+              <w:top w:type="dxa" w:w="80"/>
+              <w:left w:type="dxa" w:w="100"/>
+              <w:bottom w:type="dxa" w:w="80"/>
+              <w:right w:type="dxa" w:w="100"/>
+            </w:tcMar>
+            <w:vAlign w:val="top"/>
+          </w:tcPr>
           <w:p>
             <w:pPr>
               <w:spacing w:after="40"/>
-            </w:pPr>
-            <w:r>
-              <w:rPr>
-                <w:sz w:val="21"/>
-                <w:szCs w:val="21"/>
-              </w:rPr>
-              <w:t xml:space="preserve">The straight-up distance from the base to the top.</w:t>
-            </w:r>
-          </w:p>
-          <w:p>
-            <w:pPr>
-              <w:spacing w:after="0"/>
-            </w:pPr>
-            <w:r>
-              <w:rPr>
-                <w:b/>
-                <w:bCs/>
-                <w:color w:val="1FA6A2"/>
-                <w:sz w:val="18"/>
-                <w:szCs w:val="18"/>
-              </w:rPr>
-              <w:t xml:space="preserve">Example:  </w:t>
-            </w:r>
-            <w:r>
-              <w:rPr>
-                <w:i/>
-                <w:iCs/>
-                <w:color w:val="5F6F80"/>
-                <w:sz w:val="18"/>
-                <w:szCs w:val="18"/>
-              </w:rPr>
-              <w:t xml:space="preserve">A dashed vertical line from the top side straight down to the base, forming a 90° angle — NOT the slanted side</w:t>
-            </w:r>
-          </w:p>
-        </w:tc>
-      </w:tr>
-    </w:tbl>
-    <w:tbl>
-      <w:tblPr>
-        <w:tblW w:type="pct" w:w="100%"/>
-        <w:tblBorders>
-          <w:top w:val="none" w:color="FFFFFF" w:sz="0"/>
-          <w:left w:val="none" w:color="FFFFFF" w:sz="0"/>
-          <w:bottom w:val="single" w:color="C7D2DD" w:sz="4"/>
-          <w:right w:val="none" w:color="FFFFFF" w:sz="0"/>
-          <w:insideH w:val="none" w:color="FFFFFF" w:sz="0"/>
-          <w:insideV w:val="none" w:color="FFFFFF" w:sz="0"/>
-        </w:tblBorders>
-      </w:tblPr>
-      <w:tblGrid>
-        <w:gridCol w:w="1800"/>
-        <w:gridCol w:w="7560"/>
-      </w:tblGrid>
-      <w:tr>
-        <w:trPr>
-          <w:cantSplit/>
-        </w:trPr>
-        <w:tc>
-          <w:tcPr>
-            <w:tcW w:type="dxa" w:w="1800"/>
-            <w:tcMar>
-              <w:top w:type="dxa" w:w="100"/>
-              <w:left w:type="dxa" w:w="40"/>
-              <w:bottom w:type="dxa" w:w="100"/>
-              <w:right w:type="dxa" w:w="120"/>
-            </w:tcMar>
-            <w:vAlign w:val="center"/>
-          </w:tcPr>
-          <w:p>
-            <w:pPr>
-              <w:spacing w:after="0"/>
               <w:jc w:val="center"/>
             </w:pPr>
             <w:r>
               <w:drawing>
                 <wp:inline distT="0" distB="0" distL="0" distR="0">
-                  <wp:extent cx="1047750" cy="790575"/>
+                  <wp:extent cx="876300" cy="657225"/>
                   <wp:effectExtent t="0" r="0" b="0" l="0"/>
                   <wp:docPr id="1" name="" descr="" title=""/>
                   <wp:cNvGraphicFramePr>
@@ -1240,7 +1628,7 @@
                         <pic:spPr bwMode="auto">
                           <a:xfrm>
                             <a:off x="0" y="0"/>
-                            <a:ext cx="1047750" cy="790575"/>
+                            <a:ext cx="876300" cy="657225"/>
                           </a:xfrm>
                           <a:prstGeom prst="rect">
                             <a:avLst/>
@@ -1253,32 +1641,108 @@
               </w:drawing>
             </w:r>
           </w:p>
-        </w:tc>
-        <w:tc>
-          <w:tcPr>
-            <w:tcW w:type="dxa" w:w="7560"/>
-            <w:tcMar>
-              <w:top w:type="dxa" w:w="100"/>
-              <w:left w:type="dxa" w:w="40"/>
-              <w:bottom w:type="dxa" w:w="100"/>
-              <w:right w:type="dxa" w:w="40"/>
-            </w:tcMar>
-            <w:vAlign w:val="center"/>
-          </w:tcPr>
-          <w:p>
-            <w:pPr>
-              <w:spacing w:after="50"/>
+          <w:p>
+            <w:pPr>
+              <w:spacing w:after="0"/>
+            </w:pPr>
+            <w:r>
+              <w:rPr>
+                <w:i/>
+                <w:iCs/>
+                <w:color w:val="5F6F80"/>
+                <w:sz w:val="18"/>
+                <w:szCs w:val="18"/>
+              </w:rPr>
+              <w:t xml:space="preserve">The dashed height meets the base at a square corner — the small 90° box is what makes it perpendicular, not slanted.</w:t>
+            </w:r>
+          </w:p>
+        </w:tc>
+      </w:tr>
+      <w:tr>
+        <w:trPr>
+          <w:cantSplit/>
+        </w:trPr>
+        <w:tc>
+          <w:tcPr>
+            <w:tcW w:type="dxa" w:w="1800"/>
+            <w:tcMar>
+              <w:top w:type="dxa" w:w="80"/>
+              <w:left w:type="dxa" w:w="100"/>
+              <w:bottom w:type="dxa" w:w="80"/>
+              <w:right w:type="dxa" w:w="100"/>
+            </w:tcMar>
+            <w:vAlign w:val="top"/>
+          </w:tcPr>
+          <w:p>
+            <w:pPr>
+              <w:spacing w:after="30"/>
             </w:pPr>
             <w:r>
               <w:rPr>
                 <w:b/>
                 <w:bCs/>
                 <w:color w:val="12355B"/>
-                <w:sz w:val="24"/>
-                <w:szCs w:val="24"/>
-              </w:rPr>
-              <w:t xml:space="preserve">Perpendicular</w:t>
-            </w:r>
+                <w:sz w:val="21"/>
+                <w:szCs w:val="21"/>
+              </w:rPr>
+              <w:t xml:space="preserve">Area</w:t>
+            </w:r>
+          </w:p>
+          <w:p>
+            <w:pPr>
+              <w:spacing w:after="0"/>
+            </w:pPr>
+            <w:r>
+              <w:rPr>
+                <w:i/>
+                <w:iCs/>
+                <w:color w:val="5F6F80"/>
+                <w:sz w:val="18"/>
+                <w:szCs w:val="18"/>
+              </w:rPr>
+              <w:t xml:space="preserve">Área</w:t>
+            </w:r>
+          </w:p>
+        </w:tc>
+        <w:tc>
+          <w:tcPr>
+            <w:tcW w:type="dxa" w:w="3160"/>
+            <w:tcMar>
+              <w:top w:type="dxa" w:w="80"/>
+              <w:left w:type="dxa" w:w="100"/>
+              <w:bottom w:type="dxa" w:w="80"/>
+              <w:right w:type="dxa" w:w="100"/>
+            </w:tcMar>
+            <w:vAlign w:val="top"/>
+          </w:tcPr>
+          <w:p>
+            <w:pPr>
+              <w:spacing w:after="0"/>
+            </w:pPr>
+            <w:r>
+              <w:rPr>
+                <w:sz w:val="20"/>
+                <w:szCs w:val="20"/>
+              </w:rPr>
+              <w:t xml:space="preserve">How much space is inside a flat shape.</w:t>
+            </w:r>
+          </w:p>
+        </w:tc>
+        <w:tc>
+          <w:tcPr>
+            <w:tcW w:type="dxa" w:w="2200"/>
+            <w:tcMar>
+              <w:top w:type="dxa" w:w="80"/>
+              <w:left w:type="dxa" w:w="100"/>
+              <w:bottom w:type="dxa" w:w="80"/>
+              <w:right w:type="dxa" w:w="100"/>
+            </w:tcMar>
+            <w:vAlign w:val="top"/>
+          </w:tcPr>
+          <w:p>
+            <w:pPr>
+              <w:spacing w:after="40"/>
+            </w:pPr>
             <w:r>
               <w:rPr>
                 <w:i/>
@@ -1287,89 +1751,41 @@
                 <w:sz w:val="19"/>
                 <w:szCs w:val="19"/>
               </w:rPr>
-              <w:t xml:space="preserve">   Perpendicular</w:t>
-            </w:r>
-          </w:p>
+              <w:t xml:space="preserve">Not Area: write a counter-example that breaks the definition.</w:t>
+            </w:r>
+          </w:p>
+          <w:p>
+            <w:pPr>
+              <w:pBdr>
+                <w:bottom w:val="single" w:color="AFBECC" w:sz="6"/>
+              </w:pBdr>
+              <w:spacing w:after="30" w:before="150"/>
+            </w:pPr>
+            <w:r>
+              <w:t xml:space="preserve"/>
+            </w:r>
+          </w:p>
+        </w:tc>
+        <w:tc>
+          <w:tcPr>
+            <w:tcW w:type="dxa" w:w="2200"/>
+            <w:tcMar>
+              <w:top w:type="dxa" w:w="80"/>
+              <w:left w:type="dxa" w:w="100"/>
+              <w:bottom w:type="dxa" w:w="80"/>
+              <w:right w:type="dxa" w:w="100"/>
+            </w:tcMar>
+            <w:vAlign w:val="top"/>
+          </w:tcPr>
           <w:p>
             <w:pPr>
               <w:spacing w:after="40"/>
-            </w:pPr>
-            <w:r>
-              <w:rPr>
-                <w:sz w:val="21"/>
-                <w:szCs w:val="21"/>
-              </w:rPr>
-              <w:t xml:space="preserve">Two lines that meet to make a square corner (90 degrees).</w:t>
-            </w:r>
-          </w:p>
-          <w:p>
-            <w:pPr>
-              <w:spacing w:after="0"/>
-            </w:pPr>
-            <w:r>
-              <w:rPr>
-                <w:b/>
-                <w:bCs/>
-                <w:color w:val="1FA6A2"/>
-                <w:sz w:val="18"/>
-                <w:szCs w:val="18"/>
-              </w:rPr>
-              <w:t xml:space="preserve">Example:  </w:t>
-            </w:r>
-            <w:r>
-              <w:rPr>
-                <w:i/>
-                <w:iCs/>
-                <w:color w:val="5F6F80"/>
-                <w:sz w:val="18"/>
-                <w:szCs w:val="18"/>
-              </w:rPr>
-              <w:t xml:space="preserve">The dashed height meets the base at a square corner — the small 90° box is what makes it perpendicular, not slanted.</w:t>
-            </w:r>
-          </w:p>
-        </w:tc>
-      </w:tr>
-    </w:tbl>
-    <w:tbl>
-      <w:tblPr>
-        <w:tblW w:type="pct" w:w="100%"/>
-        <w:tblBorders>
-          <w:top w:val="none" w:color="FFFFFF" w:sz="0"/>
-          <w:left w:val="none" w:color="FFFFFF" w:sz="0"/>
-          <w:bottom w:val="single" w:color="C7D2DD" w:sz="4"/>
-          <w:right w:val="none" w:color="FFFFFF" w:sz="0"/>
-          <w:insideH w:val="none" w:color="FFFFFF" w:sz="0"/>
-          <w:insideV w:val="none" w:color="FFFFFF" w:sz="0"/>
-        </w:tblBorders>
-      </w:tblPr>
-      <w:tblGrid>
-        <w:gridCol w:w="1800"/>
-        <w:gridCol w:w="7560"/>
-      </w:tblGrid>
-      <w:tr>
-        <w:trPr>
-          <w:cantSplit/>
-        </w:trPr>
-        <w:tc>
-          <w:tcPr>
-            <w:tcW w:type="dxa" w:w="1800"/>
-            <w:tcMar>
-              <w:top w:type="dxa" w:w="100"/>
-              <w:left w:type="dxa" w:w="40"/>
-              <w:bottom w:type="dxa" w:w="100"/>
-              <w:right w:type="dxa" w:w="120"/>
-            </w:tcMar>
-            <w:vAlign w:val="center"/>
-          </w:tcPr>
-          <w:p>
-            <w:pPr>
-              <w:spacing w:after="0"/>
               <w:jc w:val="center"/>
             </w:pPr>
             <w:r>
               <w:drawing>
                 <wp:inline distT="0" distB="0" distL="0" distR="0">
-                  <wp:extent cx="1047750" cy="790575"/>
+                  <wp:extent cx="876300" cy="657225"/>
                   <wp:effectExtent t="0" r="0" b="0" l="0"/>
                   <wp:docPr id="1" name="" descr="" title=""/>
                   <wp:cNvGraphicFramePr>
@@ -1394,7 +1810,7 @@
                         <pic:spPr bwMode="auto">
                           <a:xfrm>
                             <a:off x="0" y="0"/>
-                            <a:ext cx="1047750" cy="790575"/>
+                            <a:ext cx="876300" cy="657225"/>
                           </a:xfrm>
                           <a:prstGeom prst="rect">
                             <a:avLst/>
@@ -1407,32 +1823,108 @@
               </w:drawing>
             </w:r>
           </w:p>
-        </w:tc>
-        <w:tc>
-          <w:tcPr>
-            <w:tcW w:type="dxa" w:w="7560"/>
-            <w:tcMar>
-              <w:top w:type="dxa" w:w="100"/>
-              <w:left w:type="dxa" w:w="40"/>
-              <w:bottom w:type="dxa" w:w="100"/>
-              <w:right w:type="dxa" w:w="40"/>
-            </w:tcMar>
-            <w:vAlign w:val="center"/>
-          </w:tcPr>
-          <w:p>
-            <w:pPr>
-              <w:spacing w:after="50"/>
+          <w:p>
+            <w:pPr>
+              <w:spacing w:after="0"/>
+            </w:pPr>
+            <w:r>
+              <w:rPr>
+                <w:i/>
+                <w:iCs/>
+                <w:color w:val="5F6F80"/>
+                <w:sz w:val="18"/>
+                <w:szCs w:val="18"/>
+              </w:rPr>
+              <w:t xml:space="preserve">A 3 cm × 4 cm rectangle covers 12 square centimeters — imagine 12 tiny 1×1 squares inside it</w:t>
+            </w:r>
+          </w:p>
+        </w:tc>
+      </w:tr>
+      <w:tr>
+        <w:trPr>
+          <w:cantSplit/>
+        </w:trPr>
+        <w:tc>
+          <w:tcPr>
+            <w:tcW w:type="dxa" w:w="1800"/>
+            <w:tcMar>
+              <w:top w:type="dxa" w:w="80"/>
+              <w:left w:type="dxa" w:w="100"/>
+              <w:bottom w:type="dxa" w:w="80"/>
+              <w:right w:type="dxa" w:w="100"/>
+            </w:tcMar>
+            <w:vAlign w:val="top"/>
+          </w:tcPr>
+          <w:p>
+            <w:pPr>
+              <w:spacing w:after="30"/>
             </w:pPr>
             <w:r>
               <w:rPr>
                 <w:b/>
                 <w:bCs/>
                 <w:color w:val="12355B"/>
-                <w:sz w:val="24"/>
-                <w:szCs w:val="24"/>
-              </w:rPr>
-              <w:t xml:space="preserve">Area</w:t>
-            </w:r>
+                <w:sz w:val="21"/>
+                <w:szCs w:val="21"/>
+              </w:rPr>
+              <w:t xml:space="preserve">Composite figure</w:t>
+            </w:r>
+          </w:p>
+          <w:p>
+            <w:pPr>
+              <w:spacing w:after="0"/>
+            </w:pPr>
+            <w:r>
+              <w:rPr>
+                <w:i/>
+                <w:iCs/>
+                <w:color w:val="5F6F80"/>
+                <w:sz w:val="18"/>
+                <w:szCs w:val="18"/>
+              </w:rPr>
+              <w:t xml:space="preserve">Figura compuesta</w:t>
+            </w:r>
+          </w:p>
+        </w:tc>
+        <w:tc>
+          <w:tcPr>
+            <w:tcW w:type="dxa" w:w="3160"/>
+            <w:tcMar>
+              <w:top w:type="dxa" w:w="80"/>
+              <w:left w:type="dxa" w:w="100"/>
+              <w:bottom w:type="dxa" w:w="80"/>
+              <w:right w:type="dxa" w:w="100"/>
+            </w:tcMar>
+            <w:vAlign w:val="top"/>
+          </w:tcPr>
+          <w:p>
+            <w:pPr>
+              <w:spacing w:after="0"/>
+            </w:pPr>
+            <w:r>
+              <w:rPr>
+                <w:sz w:val="20"/>
+                <w:szCs w:val="20"/>
+              </w:rPr>
+              <w:t xml:space="preserve">A shape made by putting two or more simple shapes together.</w:t>
+            </w:r>
+          </w:p>
+        </w:tc>
+        <w:tc>
+          <w:tcPr>
+            <w:tcW w:type="dxa" w:w="2200"/>
+            <w:tcMar>
+              <w:top w:type="dxa" w:w="80"/>
+              <w:left w:type="dxa" w:w="100"/>
+              <w:bottom w:type="dxa" w:w="80"/>
+              <w:right w:type="dxa" w:w="100"/>
+            </w:tcMar>
+            <w:vAlign w:val="top"/>
+          </w:tcPr>
+          <w:p>
+            <w:pPr>
+              <w:spacing w:after="40"/>
+            </w:pPr>
             <w:r>
               <w:rPr>
                 <w:i/>
@@ -1441,89 +1933,41 @@
                 <w:sz w:val="19"/>
                 <w:szCs w:val="19"/>
               </w:rPr>
-              <w:t xml:space="preserve">   Área</w:t>
-            </w:r>
-          </w:p>
+              <w:t xml:space="preserve">Not Composite figure: write a counter-example that breaks the definition.</w:t>
+            </w:r>
+          </w:p>
+          <w:p>
+            <w:pPr>
+              <w:pBdr>
+                <w:bottom w:val="single" w:color="AFBECC" w:sz="6"/>
+              </w:pBdr>
+              <w:spacing w:after="30" w:before="150"/>
+            </w:pPr>
+            <w:r>
+              <w:t xml:space="preserve"/>
+            </w:r>
+          </w:p>
+        </w:tc>
+        <w:tc>
+          <w:tcPr>
+            <w:tcW w:type="dxa" w:w="2200"/>
+            <w:tcMar>
+              <w:top w:type="dxa" w:w="80"/>
+              <w:left w:type="dxa" w:w="100"/>
+              <w:bottom w:type="dxa" w:w="80"/>
+              <w:right w:type="dxa" w:w="100"/>
+            </w:tcMar>
+            <w:vAlign w:val="top"/>
+          </w:tcPr>
           <w:p>
             <w:pPr>
               <w:spacing w:after="40"/>
-            </w:pPr>
-            <w:r>
-              <w:rPr>
-                <w:sz w:val="21"/>
-                <w:szCs w:val="21"/>
-              </w:rPr>
-              <w:t xml:space="preserve">How much space is inside a flat shape.</w:t>
-            </w:r>
-          </w:p>
-          <w:p>
-            <w:pPr>
-              <w:spacing w:after="0"/>
-            </w:pPr>
-            <w:r>
-              <w:rPr>
-                <w:b/>
-                <w:bCs/>
-                <w:color w:val="1FA6A2"/>
-                <w:sz w:val="18"/>
-                <w:szCs w:val="18"/>
-              </w:rPr>
-              <w:t xml:space="preserve">Example:  </w:t>
-            </w:r>
-            <w:r>
-              <w:rPr>
-                <w:i/>
-                <w:iCs/>
-                <w:color w:val="5F6F80"/>
-                <w:sz w:val="18"/>
-                <w:szCs w:val="18"/>
-              </w:rPr>
-              <w:t xml:space="preserve">A 3 cm × 4 cm rectangle covers 12 square centimeters — imagine 12 tiny 1×1 squares inside it</w:t>
-            </w:r>
-          </w:p>
-        </w:tc>
-      </w:tr>
-    </w:tbl>
-    <w:tbl>
-      <w:tblPr>
-        <w:tblW w:type="pct" w:w="100%"/>
-        <w:tblBorders>
-          <w:top w:val="none" w:color="FFFFFF" w:sz="0"/>
-          <w:left w:val="none" w:color="FFFFFF" w:sz="0"/>
-          <w:bottom w:val="single" w:color="C7D2DD" w:sz="4"/>
-          <w:right w:val="none" w:color="FFFFFF" w:sz="0"/>
-          <w:insideH w:val="none" w:color="FFFFFF" w:sz="0"/>
-          <w:insideV w:val="none" w:color="FFFFFF" w:sz="0"/>
-        </w:tblBorders>
-      </w:tblPr>
-      <w:tblGrid>
-        <w:gridCol w:w="1800"/>
-        <w:gridCol w:w="7560"/>
-      </w:tblGrid>
-      <w:tr>
-        <w:trPr>
-          <w:cantSplit/>
-        </w:trPr>
-        <w:tc>
-          <w:tcPr>
-            <w:tcW w:type="dxa" w:w="1800"/>
-            <w:tcMar>
-              <w:top w:type="dxa" w:w="100"/>
-              <w:left w:type="dxa" w:w="40"/>
-              <w:bottom w:type="dxa" w:w="100"/>
-              <w:right w:type="dxa" w:w="120"/>
-            </w:tcMar>
-            <w:vAlign w:val="center"/>
-          </w:tcPr>
-          <w:p>
-            <w:pPr>
-              <w:spacing w:after="0"/>
               <w:jc w:val="center"/>
             </w:pPr>
             <w:r>
               <w:drawing>
                 <wp:inline distT="0" distB="0" distL="0" distR="0">
-                  <wp:extent cx="1047750" cy="790575"/>
+                  <wp:extent cx="876300" cy="657225"/>
                   <wp:effectExtent t="0" r="0" b="0" l="0"/>
                   <wp:docPr id="1" name="" descr="" title=""/>
                   <wp:cNvGraphicFramePr>
@@ -1548,7 +1992,7 @@
                         <pic:spPr bwMode="auto">
                           <a:xfrm>
                             <a:off x="0" y="0"/>
-                            <a:ext cx="1047750" cy="790575"/>
+                            <a:ext cx="876300" cy="657225"/>
                           </a:xfrm>
                           <a:prstGeom prst="rect">
                             <a:avLst/>
@@ -1561,32 +2005,108 @@
               </w:drawing>
             </w:r>
           </w:p>
-        </w:tc>
-        <w:tc>
-          <w:tcPr>
-            <w:tcW w:type="dxa" w:w="7560"/>
-            <w:tcMar>
-              <w:top w:type="dxa" w:w="100"/>
-              <w:left w:type="dxa" w:w="40"/>
-              <w:bottom w:type="dxa" w:w="100"/>
-              <w:right w:type="dxa" w:w="40"/>
-            </w:tcMar>
-            <w:vAlign w:val="center"/>
-          </w:tcPr>
-          <w:p>
-            <w:pPr>
-              <w:spacing w:after="50"/>
+          <w:p>
+            <w:pPr>
+              <w:spacing w:after="0"/>
+            </w:pPr>
+            <w:r>
+              <w:rPr>
+                <w:i/>
+                <w:iCs/>
+                <w:color w:val="5F6F80"/>
+                <w:sz w:val="18"/>
+                <w:szCs w:val="18"/>
+              </w:rPr>
+              <w:t xml:space="preserve">An L-shaped room = a 10×8 rectangle joined to a 4×5 rectangle; total area = 80 + 20 = 100 sq ft</w:t>
+            </w:r>
+          </w:p>
+        </w:tc>
+      </w:tr>
+      <w:tr>
+        <w:trPr>
+          <w:cantSplit/>
+        </w:trPr>
+        <w:tc>
+          <w:tcPr>
+            <w:tcW w:type="dxa" w:w="1800"/>
+            <w:tcMar>
+              <w:top w:type="dxa" w:w="80"/>
+              <w:left w:type="dxa" w:w="100"/>
+              <w:bottom w:type="dxa" w:w="80"/>
+              <w:right w:type="dxa" w:w="100"/>
+            </w:tcMar>
+            <w:vAlign w:val="top"/>
+          </w:tcPr>
+          <w:p>
+            <w:pPr>
+              <w:spacing w:after="30"/>
             </w:pPr>
             <w:r>
               <w:rPr>
                 <w:b/>
                 <w:bCs/>
                 <w:color w:val="12355B"/>
-                <w:sz w:val="24"/>
-                <w:szCs w:val="24"/>
-              </w:rPr>
-              <w:t xml:space="preserve">Composite figure</w:t>
-            </w:r>
+                <w:sz w:val="21"/>
+                <w:szCs w:val="21"/>
+              </w:rPr>
+              <w:t xml:space="preserve">Formula</w:t>
+            </w:r>
+          </w:p>
+          <w:p>
+            <w:pPr>
+              <w:spacing w:after="0"/>
+            </w:pPr>
+            <w:r>
+              <w:rPr>
+                <w:i/>
+                <w:iCs/>
+                <w:color w:val="5F6F80"/>
+                <w:sz w:val="18"/>
+                <w:szCs w:val="18"/>
+              </w:rPr>
+              <w:t xml:space="preserve">Fórmula</w:t>
+            </w:r>
+          </w:p>
+        </w:tc>
+        <w:tc>
+          <w:tcPr>
+            <w:tcW w:type="dxa" w:w="3160"/>
+            <w:tcMar>
+              <w:top w:type="dxa" w:w="80"/>
+              <w:left w:type="dxa" w:w="100"/>
+              <w:bottom w:type="dxa" w:w="80"/>
+              <w:right w:type="dxa" w:w="100"/>
+            </w:tcMar>
+            <w:vAlign w:val="top"/>
+          </w:tcPr>
+          <w:p>
+            <w:pPr>
+              <w:spacing w:after="0"/>
+            </w:pPr>
+            <w:r>
+              <w:rPr>
+                <w:sz w:val="20"/>
+                <w:szCs w:val="20"/>
+              </w:rPr>
+              <w:t xml:space="preserve">A math rule written with symbols.</w:t>
+            </w:r>
+          </w:p>
+        </w:tc>
+        <w:tc>
+          <w:tcPr>
+            <w:tcW w:type="dxa" w:w="2200"/>
+            <w:tcMar>
+              <w:top w:type="dxa" w:w="80"/>
+              <w:left w:type="dxa" w:w="100"/>
+              <w:bottom w:type="dxa" w:w="80"/>
+              <w:right w:type="dxa" w:w="100"/>
+            </w:tcMar>
+            <w:vAlign w:val="top"/>
+          </w:tcPr>
+          <w:p>
+            <w:pPr>
+              <w:spacing w:after="40"/>
+            </w:pPr>
             <w:r>
               <w:rPr>
                 <w:i/>
@@ -1595,89 +2115,41 @@
                 <w:sz w:val="19"/>
                 <w:szCs w:val="19"/>
               </w:rPr>
-              <w:t xml:space="preserve">   Figura compuesta</w:t>
-            </w:r>
-          </w:p>
+              <w:t xml:space="preserve">Not Formula: write a counter-example that breaks the definition.</w:t>
+            </w:r>
+          </w:p>
+          <w:p>
+            <w:pPr>
+              <w:pBdr>
+                <w:bottom w:val="single" w:color="AFBECC" w:sz="6"/>
+              </w:pBdr>
+              <w:spacing w:after="30" w:before="150"/>
+            </w:pPr>
+            <w:r>
+              <w:t xml:space="preserve"/>
+            </w:r>
+          </w:p>
+        </w:tc>
+        <w:tc>
+          <w:tcPr>
+            <w:tcW w:type="dxa" w:w="2200"/>
+            <w:tcMar>
+              <w:top w:type="dxa" w:w="80"/>
+              <w:left w:type="dxa" w:w="100"/>
+              <w:bottom w:type="dxa" w:w="80"/>
+              <w:right w:type="dxa" w:w="100"/>
+            </w:tcMar>
+            <w:vAlign w:val="top"/>
+          </w:tcPr>
           <w:p>
             <w:pPr>
               <w:spacing w:after="40"/>
-            </w:pPr>
-            <w:r>
-              <w:rPr>
-                <w:sz w:val="21"/>
-                <w:szCs w:val="21"/>
-              </w:rPr>
-              <w:t xml:space="preserve">A shape made by putting two or more simple shapes together.</w:t>
-            </w:r>
-          </w:p>
-          <w:p>
-            <w:pPr>
-              <w:spacing w:after="0"/>
-            </w:pPr>
-            <w:r>
-              <w:rPr>
-                <w:b/>
-                <w:bCs/>
-                <w:color w:val="1FA6A2"/>
-                <w:sz w:val="18"/>
-                <w:szCs w:val="18"/>
-              </w:rPr>
-              <w:t xml:space="preserve">Example:  </w:t>
-            </w:r>
-            <w:r>
-              <w:rPr>
-                <w:i/>
-                <w:iCs/>
-                <w:color w:val="5F6F80"/>
-                <w:sz w:val="18"/>
-                <w:szCs w:val="18"/>
-              </w:rPr>
-              <w:t xml:space="preserve">An L-shaped room = a 10×8 rectangle joined to a 4×5 rectangle; total area = 80 + 20 = 100 sq ft</w:t>
-            </w:r>
-          </w:p>
-        </w:tc>
-      </w:tr>
-    </w:tbl>
-    <w:tbl>
-      <w:tblPr>
-        <w:tblW w:type="pct" w:w="100%"/>
-        <w:tblBorders>
-          <w:top w:val="none" w:color="FFFFFF" w:sz="0"/>
-          <w:left w:val="none" w:color="FFFFFF" w:sz="0"/>
-          <w:bottom w:val="single" w:color="C7D2DD" w:sz="4"/>
-          <w:right w:val="none" w:color="FFFFFF" w:sz="0"/>
-          <w:insideH w:val="none" w:color="FFFFFF" w:sz="0"/>
-          <w:insideV w:val="none" w:color="FFFFFF" w:sz="0"/>
-        </w:tblBorders>
-      </w:tblPr>
-      <w:tblGrid>
-        <w:gridCol w:w="1800"/>
-        <w:gridCol w:w="7560"/>
-      </w:tblGrid>
-      <w:tr>
-        <w:trPr>
-          <w:cantSplit/>
-        </w:trPr>
-        <w:tc>
-          <w:tcPr>
-            <w:tcW w:type="dxa" w:w="1800"/>
-            <w:tcMar>
-              <w:top w:type="dxa" w:w="100"/>
-              <w:left w:type="dxa" w:w="40"/>
-              <w:bottom w:type="dxa" w:w="100"/>
-              <w:right w:type="dxa" w:w="120"/>
-            </w:tcMar>
-            <w:vAlign w:val="center"/>
-          </w:tcPr>
-          <w:p>
-            <w:pPr>
-              <w:spacing w:after="0"/>
               <w:jc w:val="center"/>
             </w:pPr>
             <w:r>
               <w:drawing>
                 <wp:inline distT="0" distB="0" distL="0" distR="0">
-                  <wp:extent cx="1047750" cy="790575"/>
+                  <wp:extent cx="876300" cy="657225"/>
                   <wp:effectExtent t="0" r="0" b="0" l="0"/>
                   <wp:docPr id="1" name="" descr="" title=""/>
                   <wp:cNvGraphicFramePr>
@@ -1702,7 +2174,7 @@
                         <pic:spPr bwMode="auto">
                           <a:xfrm>
                             <a:off x="0" y="0"/>
-                            <a:ext cx="1047750" cy="790575"/>
+                            <a:ext cx="876300" cy="657225"/>
                           </a:xfrm>
                           <a:prstGeom prst="rect">
                             <a:avLst/>
@@ -1715,32 +2187,108 @@
               </w:drawing>
             </w:r>
           </w:p>
-        </w:tc>
-        <w:tc>
-          <w:tcPr>
-            <w:tcW w:type="dxa" w:w="7560"/>
-            <w:tcMar>
-              <w:top w:type="dxa" w:w="100"/>
-              <w:left w:type="dxa" w:w="40"/>
-              <w:bottom w:type="dxa" w:w="100"/>
-              <w:right w:type="dxa" w:w="40"/>
-            </w:tcMar>
-            <w:vAlign w:val="center"/>
-          </w:tcPr>
-          <w:p>
-            <w:pPr>
-              <w:spacing w:after="50"/>
+          <w:p>
+            <w:pPr>
+              <w:spacing w:after="0"/>
+            </w:pPr>
+            <w:r>
+              <w:rPr>
+                <w:i/>
+                <w:iCs/>
+                <w:color w:val="5F6F80"/>
+                <w:sz w:val="18"/>
+                <w:szCs w:val="18"/>
+              </w:rPr>
+              <w:t xml:space="preserve">A = b × h means Area equals base times height; for a parallelogram with b = 6 and h = 4, A = 24</w:t>
+            </w:r>
+          </w:p>
+        </w:tc>
+      </w:tr>
+      <w:tr>
+        <w:trPr>
+          <w:cantSplit/>
+        </w:trPr>
+        <w:tc>
+          <w:tcPr>
+            <w:tcW w:type="dxa" w:w="1800"/>
+            <w:tcMar>
+              <w:top w:type="dxa" w:w="80"/>
+              <w:left w:type="dxa" w:w="100"/>
+              <w:bottom w:type="dxa" w:w="80"/>
+              <w:right w:type="dxa" w:w="100"/>
+            </w:tcMar>
+            <w:vAlign w:val="top"/>
+          </w:tcPr>
+          <w:p>
+            <w:pPr>
+              <w:spacing w:after="30"/>
             </w:pPr>
             <w:r>
               <w:rPr>
                 <w:b/>
                 <w:bCs/>
                 <w:color w:val="12355B"/>
-                <w:sz w:val="24"/>
-                <w:szCs w:val="24"/>
-              </w:rPr>
-              <w:t xml:space="preserve">Formula</w:t>
-            </w:r>
+                <w:sz w:val="21"/>
+                <w:szCs w:val="21"/>
+              </w:rPr>
+              <w:t xml:space="preserve">Rhombus</w:t>
+            </w:r>
+          </w:p>
+          <w:p>
+            <w:pPr>
+              <w:spacing w:after="0"/>
+            </w:pPr>
+            <w:r>
+              <w:rPr>
+                <w:i/>
+                <w:iCs/>
+                <w:color w:val="5F6F80"/>
+                <w:sz w:val="18"/>
+                <w:szCs w:val="18"/>
+              </w:rPr>
+              <w:t xml:space="preserve">Rombo</w:t>
+            </w:r>
+          </w:p>
+        </w:tc>
+        <w:tc>
+          <w:tcPr>
+            <w:tcW w:type="dxa" w:w="3160"/>
+            <w:tcMar>
+              <w:top w:type="dxa" w:w="80"/>
+              <w:left w:type="dxa" w:w="100"/>
+              <w:bottom w:type="dxa" w:w="80"/>
+              <w:right w:type="dxa" w:w="100"/>
+            </w:tcMar>
+            <w:vAlign w:val="top"/>
+          </w:tcPr>
+          <w:p>
+            <w:pPr>
+              <w:spacing w:after="0"/>
+            </w:pPr>
+            <w:r>
+              <w:rPr>
+                <w:sz w:val="20"/>
+                <w:szCs w:val="20"/>
+              </w:rPr>
+              <w:t xml:space="preserve">A parallelogram with four sides of the same length.</w:t>
+            </w:r>
+          </w:p>
+        </w:tc>
+        <w:tc>
+          <w:tcPr>
+            <w:tcW w:type="dxa" w:w="2200"/>
+            <w:tcMar>
+              <w:top w:type="dxa" w:w="80"/>
+              <w:left w:type="dxa" w:w="100"/>
+              <w:bottom w:type="dxa" w:w="80"/>
+              <w:right w:type="dxa" w:w="100"/>
+            </w:tcMar>
+            <w:vAlign w:val="top"/>
+          </w:tcPr>
+          <w:p>
+            <w:pPr>
+              <w:spacing w:after="40"/>
+            </w:pPr>
             <w:r>
               <w:rPr>
                 <w:i/>
@@ -1749,89 +2297,41 @@
                 <w:sz w:val="19"/>
                 <w:szCs w:val="19"/>
               </w:rPr>
-              <w:t xml:space="preserve">   Fórmula</w:t>
-            </w:r>
-          </w:p>
+              <w:t xml:space="preserve">Not Rhombus: write a counter-example that breaks the definition.</w:t>
+            </w:r>
+          </w:p>
+          <w:p>
+            <w:pPr>
+              <w:pBdr>
+                <w:bottom w:val="single" w:color="AFBECC" w:sz="6"/>
+              </w:pBdr>
+              <w:spacing w:after="30" w:before="150"/>
+            </w:pPr>
+            <w:r>
+              <w:t xml:space="preserve"/>
+            </w:r>
+          </w:p>
+        </w:tc>
+        <w:tc>
+          <w:tcPr>
+            <w:tcW w:type="dxa" w:w="2200"/>
+            <w:tcMar>
+              <w:top w:type="dxa" w:w="80"/>
+              <w:left w:type="dxa" w:w="100"/>
+              <w:bottom w:type="dxa" w:w="80"/>
+              <w:right w:type="dxa" w:w="100"/>
+            </w:tcMar>
+            <w:vAlign w:val="top"/>
+          </w:tcPr>
           <w:p>
             <w:pPr>
               <w:spacing w:after="40"/>
-            </w:pPr>
-            <w:r>
-              <w:rPr>
-                <w:sz w:val="21"/>
-                <w:szCs w:val="21"/>
-              </w:rPr>
-              <w:t xml:space="preserve">A math rule written with symbols.</w:t>
-            </w:r>
-          </w:p>
-          <w:p>
-            <w:pPr>
-              <w:spacing w:after="0"/>
-            </w:pPr>
-            <w:r>
-              <w:rPr>
-                <w:b/>
-                <w:bCs/>
-                <w:color w:val="1FA6A2"/>
-                <w:sz w:val="18"/>
-                <w:szCs w:val="18"/>
-              </w:rPr>
-              <w:t xml:space="preserve">Example:  </w:t>
-            </w:r>
-            <w:r>
-              <w:rPr>
-                <w:i/>
-                <w:iCs/>
-                <w:color w:val="5F6F80"/>
-                <w:sz w:val="18"/>
-                <w:szCs w:val="18"/>
-              </w:rPr>
-              <w:t xml:space="preserve">A = b × h means Area equals base times height; for a parallelogram with b = 6 and h = 4, A = 24</w:t>
-            </w:r>
-          </w:p>
-        </w:tc>
-      </w:tr>
-    </w:tbl>
-    <w:tbl>
-      <w:tblPr>
-        <w:tblW w:type="pct" w:w="100%"/>
-        <w:tblBorders>
-          <w:top w:val="none" w:color="FFFFFF" w:sz="0"/>
-          <w:left w:val="none" w:color="FFFFFF" w:sz="0"/>
-          <w:bottom w:val="single" w:color="C7D2DD" w:sz="4"/>
-          <w:right w:val="none" w:color="FFFFFF" w:sz="0"/>
-          <w:insideH w:val="none" w:color="FFFFFF" w:sz="0"/>
-          <w:insideV w:val="none" w:color="FFFFFF" w:sz="0"/>
-        </w:tblBorders>
-      </w:tblPr>
-      <w:tblGrid>
-        <w:gridCol w:w="1800"/>
-        <w:gridCol w:w="7560"/>
-      </w:tblGrid>
-      <w:tr>
-        <w:trPr>
-          <w:cantSplit/>
-        </w:trPr>
-        <w:tc>
-          <w:tcPr>
-            <w:tcW w:type="dxa" w:w="1800"/>
-            <w:tcMar>
-              <w:top w:type="dxa" w:w="100"/>
-              <w:left w:type="dxa" w:w="40"/>
-              <w:bottom w:type="dxa" w:w="100"/>
-              <w:right w:type="dxa" w:w="120"/>
-            </w:tcMar>
-            <w:vAlign w:val="center"/>
-          </w:tcPr>
-          <w:p>
-            <w:pPr>
-              <w:spacing w:after="0"/>
               <w:jc w:val="center"/>
             </w:pPr>
             <w:r>
               <w:drawing>
                 <wp:inline distT="0" distB="0" distL="0" distR="0">
-                  <wp:extent cx="1047750" cy="790575"/>
+                  <wp:extent cx="876300" cy="657225"/>
                   <wp:effectExtent t="0" r="0" b="0" l="0"/>
                   <wp:docPr id="1" name="" descr="" title=""/>
                   <wp:cNvGraphicFramePr>
@@ -1856,7 +2356,7 @@
                         <pic:spPr bwMode="auto">
                           <a:xfrm>
                             <a:off x="0" y="0"/>
-                            <a:ext cx="1047750" cy="790575"/>
+                            <a:ext cx="876300" cy="657225"/>
                           </a:xfrm>
                           <a:prstGeom prst="rect">
                             <a:avLst/>
@@ -1869,32 +2369,108 @@
               </w:drawing>
             </w:r>
           </w:p>
-        </w:tc>
-        <w:tc>
-          <w:tcPr>
-            <w:tcW w:type="dxa" w:w="7560"/>
-            <w:tcMar>
-              <w:top w:type="dxa" w:w="100"/>
-              <w:left w:type="dxa" w:w="40"/>
-              <w:bottom w:type="dxa" w:w="100"/>
-              <w:right w:type="dxa" w:w="40"/>
-            </w:tcMar>
-            <w:vAlign w:val="center"/>
-          </w:tcPr>
-          <w:p>
-            <w:pPr>
-              <w:spacing w:after="50"/>
+          <w:p>
+            <w:pPr>
+              <w:spacing w:after="0"/>
+            </w:pPr>
+            <w:r>
+              <w:rPr>
+                <w:i/>
+                <w:iCs/>
+                <w:color w:val="5F6F80"/>
+                <w:sz w:val="18"/>
+                <w:szCs w:val="18"/>
+              </w:rPr>
+              <w:t xml:space="preserve">All 4 sides equal, with two diagonals that cross at right angles.</w:t>
+            </w:r>
+          </w:p>
+        </w:tc>
+      </w:tr>
+      <w:tr>
+        <w:trPr>
+          <w:cantSplit/>
+        </w:trPr>
+        <w:tc>
+          <w:tcPr>
+            <w:tcW w:type="dxa" w:w="1800"/>
+            <w:tcMar>
+              <w:top w:type="dxa" w:w="80"/>
+              <w:left w:type="dxa" w:w="100"/>
+              <w:bottom w:type="dxa" w:w="80"/>
+              <w:right w:type="dxa" w:w="100"/>
+            </w:tcMar>
+            <w:vAlign w:val="top"/>
+          </w:tcPr>
+          <w:p>
+            <w:pPr>
+              <w:spacing w:after="30"/>
             </w:pPr>
             <w:r>
               <w:rPr>
                 <w:b/>
                 <w:bCs/>
                 <w:color w:val="12355B"/>
-                <w:sz w:val="24"/>
-                <w:szCs w:val="24"/>
-              </w:rPr>
-              <w:t xml:space="preserve">Rhombus</w:t>
-            </w:r>
+                <w:sz w:val="21"/>
+                <w:szCs w:val="21"/>
+              </w:rPr>
+              <w:t xml:space="preserve">Diagonal</w:t>
+            </w:r>
+          </w:p>
+          <w:p>
+            <w:pPr>
+              <w:spacing w:after="0"/>
+            </w:pPr>
+            <w:r>
+              <w:rPr>
+                <w:i/>
+                <w:iCs/>
+                <w:color w:val="5F6F80"/>
+                <w:sz w:val="18"/>
+                <w:szCs w:val="18"/>
+              </w:rPr>
+              <w:t xml:space="preserve">Diagonal</w:t>
+            </w:r>
+          </w:p>
+        </w:tc>
+        <w:tc>
+          <w:tcPr>
+            <w:tcW w:type="dxa" w:w="3160"/>
+            <w:tcMar>
+              <w:top w:type="dxa" w:w="80"/>
+              <w:left w:type="dxa" w:w="100"/>
+              <w:bottom w:type="dxa" w:w="80"/>
+              <w:right w:type="dxa" w:w="100"/>
+            </w:tcMar>
+            <w:vAlign w:val="top"/>
+          </w:tcPr>
+          <w:p>
+            <w:pPr>
+              <w:spacing w:after="0"/>
+            </w:pPr>
+            <w:r>
+              <w:rPr>
+                <w:sz w:val="20"/>
+                <w:szCs w:val="20"/>
+              </w:rPr>
+              <w:t xml:space="preserve">A segment that joins two corners that are not next to each other.</w:t>
+            </w:r>
+          </w:p>
+        </w:tc>
+        <w:tc>
+          <w:tcPr>
+            <w:tcW w:type="dxa" w:w="2200"/>
+            <w:tcMar>
+              <w:top w:type="dxa" w:w="80"/>
+              <w:left w:type="dxa" w:w="100"/>
+              <w:bottom w:type="dxa" w:w="80"/>
+              <w:right w:type="dxa" w:w="100"/>
+            </w:tcMar>
+            <w:vAlign w:val="top"/>
+          </w:tcPr>
+          <w:p>
+            <w:pPr>
+              <w:spacing w:after="40"/>
+            </w:pPr>
             <w:r>
               <w:rPr>
                 <w:i/>
@@ -1903,89 +2479,41 @@
                 <w:sz w:val="19"/>
                 <w:szCs w:val="19"/>
               </w:rPr>
-              <w:t xml:space="preserve">   Rombo</w:t>
-            </w:r>
-          </w:p>
+              <w:t xml:space="preserve">Not Diagonal: write a counter-example that breaks the definition.</w:t>
+            </w:r>
+          </w:p>
+          <w:p>
+            <w:pPr>
+              <w:pBdr>
+                <w:bottom w:val="single" w:color="AFBECC" w:sz="6"/>
+              </w:pBdr>
+              <w:spacing w:after="30" w:before="150"/>
+            </w:pPr>
+            <w:r>
+              <w:t xml:space="preserve"/>
+            </w:r>
+          </w:p>
+        </w:tc>
+        <w:tc>
+          <w:tcPr>
+            <w:tcW w:type="dxa" w:w="2200"/>
+            <w:tcMar>
+              <w:top w:type="dxa" w:w="80"/>
+              <w:left w:type="dxa" w:w="100"/>
+              <w:bottom w:type="dxa" w:w="80"/>
+              <w:right w:type="dxa" w:w="100"/>
+            </w:tcMar>
+            <w:vAlign w:val="top"/>
+          </w:tcPr>
           <w:p>
             <w:pPr>
               <w:spacing w:after="40"/>
-            </w:pPr>
-            <w:r>
-              <w:rPr>
-                <w:sz w:val="21"/>
-                <w:szCs w:val="21"/>
-              </w:rPr>
-              <w:t xml:space="preserve">A parallelogram with four sides of the same length.</w:t>
-            </w:r>
-          </w:p>
-          <w:p>
-            <w:pPr>
-              <w:spacing w:after="0"/>
-            </w:pPr>
-            <w:r>
-              <w:rPr>
-                <w:b/>
-                <w:bCs/>
-                <w:color w:val="1FA6A2"/>
-                <w:sz w:val="18"/>
-                <w:szCs w:val="18"/>
-              </w:rPr>
-              <w:t xml:space="preserve">Example:  </w:t>
-            </w:r>
-            <w:r>
-              <w:rPr>
-                <w:i/>
-                <w:iCs/>
-                <w:color w:val="5F6F80"/>
-                <w:sz w:val="18"/>
-                <w:szCs w:val="18"/>
-              </w:rPr>
-              <w:t xml:space="preserve">All 4 sides equal, with two diagonals that cross at right angles.</w:t>
-            </w:r>
-          </w:p>
-        </w:tc>
-      </w:tr>
-    </w:tbl>
-    <w:tbl>
-      <w:tblPr>
-        <w:tblW w:type="pct" w:w="100%"/>
-        <w:tblBorders>
-          <w:top w:val="none" w:color="FFFFFF" w:sz="0"/>
-          <w:left w:val="none" w:color="FFFFFF" w:sz="0"/>
-          <w:bottom w:val="single" w:color="C7D2DD" w:sz="4"/>
-          <w:right w:val="none" w:color="FFFFFF" w:sz="0"/>
-          <w:insideH w:val="none" w:color="FFFFFF" w:sz="0"/>
-          <w:insideV w:val="none" w:color="FFFFFF" w:sz="0"/>
-        </w:tblBorders>
-      </w:tblPr>
-      <w:tblGrid>
-        <w:gridCol w:w="1800"/>
-        <w:gridCol w:w="7560"/>
-      </w:tblGrid>
-      <w:tr>
-        <w:trPr>
-          <w:cantSplit/>
-        </w:trPr>
-        <w:tc>
-          <w:tcPr>
-            <w:tcW w:type="dxa" w:w="1800"/>
-            <w:tcMar>
-              <w:top w:type="dxa" w:w="100"/>
-              <w:left w:type="dxa" w:w="40"/>
-              <w:bottom w:type="dxa" w:w="100"/>
-              <w:right w:type="dxa" w:w="120"/>
-            </w:tcMar>
-            <w:vAlign w:val="center"/>
-          </w:tcPr>
-          <w:p>
-            <w:pPr>
-              <w:spacing w:after="0"/>
               <w:jc w:val="center"/>
             </w:pPr>
             <w:r>
               <w:drawing>
                 <wp:inline distT="0" distB="0" distL="0" distR="0">
-                  <wp:extent cx="1047750" cy="790575"/>
+                  <wp:extent cx="876300" cy="657225"/>
                   <wp:effectExtent t="0" r="0" b="0" l="0"/>
                   <wp:docPr id="1" name="" descr="" title=""/>
                   <wp:cNvGraphicFramePr>
@@ -2010,7 +2538,7 @@
                         <pic:spPr bwMode="auto">
                           <a:xfrm>
                             <a:off x="0" y="0"/>
-                            <a:ext cx="1047750" cy="790575"/>
+                            <a:ext cx="876300" cy="657225"/>
                           </a:xfrm>
                           <a:prstGeom prst="rect">
                             <a:avLst/>
@@ -2023,69 +2551,10 @@
               </w:drawing>
             </w:r>
           </w:p>
-        </w:tc>
-        <w:tc>
-          <w:tcPr>
-            <w:tcW w:type="dxa" w:w="7560"/>
-            <w:tcMar>
-              <w:top w:type="dxa" w:w="100"/>
-              <w:left w:type="dxa" w:w="40"/>
-              <w:bottom w:type="dxa" w:w="100"/>
-              <w:right w:type="dxa" w:w="40"/>
-            </w:tcMar>
-            <w:vAlign w:val="center"/>
-          </w:tcPr>
-          <w:p>
-            <w:pPr>
-              <w:spacing w:after="50"/>
-            </w:pPr>
-            <w:r>
-              <w:rPr>
-                <w:b/>
-                <w:bCs/>
-                <w:color w:val="12355B"/>
-                <w:sz w:val="24"/>
-                <w:szCs w:val="24"/>
-              </w:rPr>
-              <w:t xml:space="preserve">Diagonal</w:t>
-            </w:r>
-            <w:r>
-              <w:rPr>
-                <w:i/>
-                <w:iCs/>
-                <w:color w:val="5F6F80"/>
-                <w:sz w:val="19"/>
-                <w:szCs w:val="19"/>
-              </w:rPr>
-              <w:t xml:space="preserve">   Diagonal</w:t>
-            </w:r>
-          </w:p>
-          <w:p>
-            <w:pPr>
-              <w:spacing w:after="40"/>
-            </w:pPr>
-            <w:r>
-              <w:rPr>
-                <w:sz w:val="21"/>
-                <w:szCs w:val="21"/>
-              </w:rPr>
-              <w:t xml:space="preserve">A segment that joins two corners that are not next to each other.</w:t>
-            </w:r>
-          </w:p>
           <w:p>
             <w:pPr>
               <w:spacing w:after="0"/>
             </w:pPr>
-            <w:r>
-              <w:rPr>
-                <w:b/>
-                <w:bCs/>
-                <w:color w:val="1FA6A2"/>
-                <w:sz w:val="18"/>
-                <w:szCs w:val="18"/>
-              </w:rPr>
-              <w:t xml:space="preserve">Example:  </w:t>
-            </w:r>
             <w:r>
               <w:rPr>
                 <w:i/>
@@ -3868,7 +4337,7 @@
           <w:sz w:val="21"/>
           <w:szCs w:val="21"/>
         </w:rPr>
-        <w:t xml:space="preserve">A parallelogram has an area of 54 sq ft and a base of 9 ft. What is the height?</w:t>
+        <w:t xml:space="preserve">A parallelogram patio on the firm's blueprint has an area of 54 sq ft and a base of 9 ft. What is the height?</w:t>
       </w:r>
     </w:p>
     <w:p>
@@ -4571,7 +5040,7 @@
           <w:sz w:val="19"/>
           <w:szCs w:val="19"/>
         </w:rPr>
-        <w:t xml:space="preserve">   You Do — show your work</w:t>
+        <w:t xml:space="preserve">   You Do — show your work and reasoning</w:t>
       </w:r>
     </w:p>
     <w:p>
@@ -4586,7 +5055,7 @@
           <w:sz w:val="19"/>
           <w:szCs w:val="19"/>
         </w:rPr>
-        <w:t xml:space="preserve">Solve each problem. Show your thinking in the work box.</w:t>
+        <w:t xml:space="preserve">Solve each problem in the middle column and explain your reasoning using the sentence starters on the right.</w:t>
       </w:r>
     </w:p>
     <w:p>
@@ -4615,120 +5084,219 @@
         <w:t xml:space="preserve">   extra scaffolding</w:t>
       </w:r>
     </w:p>
-    <w:p>
-      <w:pPr>
-        <w:keepNext/>
-        <w:spacing w:after="60" w:before="160"/>
-      </w:pPr>
-      <w:r>
-        <w:rPr>
-          <w:b/>
-          <w:bCs/>
-          <w:color w:val="12355B"/>
-          <w:sz w:val="22"/>
-          <w:szCs w:val="22"/>
-        </w:rPr>
-        <w:t xml:space="preserve">1.  </w:t>
-      </w:r>
-      <w:r>
-        <w:rPr>
-          <w:b/>
-          <w:bCs/>
-          <w:sz w:val="21"/>
-          <w:szCs w:val="21"/>
-        </w:rPr>
-        <w:t xml:space="preserve">What is the area of a parallelogram with base 9 cm and height 5 cm?</w:t>
-      </w:r>
-    </w:p>
-    <w:p>
-      <w:pPr>
-        <w:spacing w:after="40"/>
-        <w:ind w:left="420"/>
-      </w:pPr>
-      <w:r>
-        <w:rPr>
-          <w:sz w:val="20"/>
-          <w:szCs w:val="20"/>
-        </w:rPr>
-        <w:t xml:space="preserve">A)  14 sq cm</w:t>
-      </w:r>
-    </w:p>
-    <w:p>
-      <w:pPr>
-        <w:spacing w:after="40"/>
-        <w:ind w:left="420"/>
-      </w:pPr>
-      <w:r>
-        <w:rPr>
-          <w:sz w:val="20"/>
-          <w:szCs w:val="20"/>
-        </w:rPr>
-        <w:t xml:space="preserve">B)  22.5 sq cm</w:t>
-      </w:r>
-    </w:p>
-    <w:p>
-      <w:pPr>
-        <w:spacing w:after="40"/>
-        <w:ind w:left="420"/>
-      </w:pPr>
-      <w:r>
-        <w:rPr>
-          <w:sz w:val="20"/>
-          <w:szCs w:val="20"/>
-        </w:rPr>
-        <w:t xml:space="preserve">C)  45 sq cm</w:t>
-      </w:r>
-    </w:p>
-    <w:p>
-      <w:pPr>
-        <w:spacing w:after="40"/>
-        <w:ind w:left="420"/>
-      </w:pPr>
-      <w:r>
-        <w:rPr>
-          <w:sz w:val="20"/>
-          <w:szCs w:val="20"/>
-        </w:rPr>
-        <w:t xml:space="preserve">D)  90 sq cm</w:t>
-      </w:r>
-    </w:p>
-    <w:p>
-      <w:pPr>
-        <w:spacing w:after="20"/>
-      </w:pPr>
-      <w:r>
-        <w:t xml:space="preserve"/>
-      </w:r>
-    </w:p>
     <w:tbl>
       <w:tblPr>
-        <w:tblW w:type="pct" w:w="100%"/>
+        <w:tblW w:type="dxa" w:w="9360"/>
         <w:tblBorders>
           <w:top w:val="single" w:color="C7D2DD" w:sz="6"/>
           <w:left w:val="single" w:color="C7D2DD" w:sz="6"/>
           <w:bottom w:val="single" w:color="C7D2DD" w:sz="6"/>
           <w:right w:val="single" w:color="C7D2DD" w:sz="6"/>
-          <w:insideH w:val="single" w:color="auto" w:sz="4"/>
-          <w:insideV w:val="single" w:color="auto" w:sz="4"/>
+          <w:insideH w:val="single" w:color="C7D2DD" w:sz="6"/>
+          <w:insideV w:val="single" w:color="C7D2DD" w:sz="6"/>
         </w:tblBorders>
       </w:tblPr>
       <w:tblGrid>
-        <w:gridCol w:w="100"/>
+        <w:gridCol w:w="2800"/>
+        <w:gridCol w:w="3560"/>
+        <w:gridCol w:w="3000"/>
       </w:tblGrid>
       <w:tr>
-        <w:tc>
-          <w:tcPr>
+        <w:trPr>
+          <w:cantSplit/>
+          <w:tblHeader/>
+        </w:trPr>
+        <w:tc>
+          <w:tcPr>
+            <w:tcW w:type="dxa" w:w="2800"/>
+            <w:shd w:fill="EEF4F8" w:color="auto" w:val="clear"/>
+            <w:tcMar>
+              <w:top w:type="dxa" w:w="60"/>
+              <w:left w:type="dxa" w:w="100"/>
+              <w:bottom w:type="dxa" w:w="60"/>
+              <w:right w:type="dxa" w:w="100"/>
+            </w:tcMar>
+          </w:tcPr>
+          <w:p>
+            <w:pPr>
+              <w:spacing w:after="0"/>
+            </w:pPr>
+            <w:r>
+              <w:rPr>
+                <w:b/>
+                <w:bCs/>
+                <w:color w:val="12355B"/>
+                <w:sz w:val="16"/>
+                <w:szCs w:val="16"/>
+              </w:rPr>
+              <w:t xml:space="preserve">CORE PROBLEM / GIVEN REPRESENTATION</w:t>
+            </w:r>
+          </w:p>
+        </w:tc>
+        <w:tc>
+          <w:tcPr>
+            <w:tcW w:type="dxa" w:w="3560"/>
+            <w:shd w:fill="EEF4F8" w:color="auto" w:val="clear"/>
+            <w:tcMar>
+              <w:top w:type="dxa" w:w="60"/>
+              <w:left w:type="dxa" w:w="100"/>
+              <w:bottom w:type="dxa" w:w="60"/>
+              <w:right w:type="dxa" w:w="100"/>
+            </w:tcMar>
+          </w:tcPr>
+          <w:p>
+            <w:pPr>
+              <w:spacing w:after="0"/>
+            </w:pPr>
+            <w:r>
+              <w:rPr>
+                <w:b/>
+                <w:bCs/>
+                <w:color w:val="12355B"/>
+                <w:sz w:val="16"/>
+                <w:szCs w:val="16"/>
+              </w:rPr>
+              <w:t xml:space="preserve">WORKING SPACE / CALCULATION STEPS</w:t>
+            </w:r>
+          </w:p>
+        </w:tc>
+        <w:tc>
+          <w:tcPr>
+            <w:tcW w:type="dxa" w:w="3000"/>
             <w:shd w:fill="FBF3E2" w:color="auto" w:val="clear"/>
             <w:tcMar>
               <w:top w:type="dxa" w:w="60"/>
-              <w:left w:type="dxa" w:w="120"/>
+              <w:left w:type="dxa" w:w="100"/>
               <w:bottom w:type="dxa" w:w="60"/>
-              <w:right w:type="dxa" w:w="120"/>
-            </w:tcMar>
-          </w:tcPr>
-          <w:p>
-            <w:pPr>
-              <w:spacing w:after="0" w:line="320"/>
+              <w:right w:type="dxa" w:w="100"/>
+            </w:tcMar>
+          </w:tcPr>
+          <w:p>
+            <w:pPr>
+              <w:spacing w:after="0"/>
+            </w:pPr>
+            <w:r>
+              <w:rPr>
+                <w:b/>
+                <w:bCs/>
+                <w:color w:val="B97A12"/>
+                <w:sz w:val="16"/>
+                <w:szCs w:val="16"/>
+              </w:rPr>
+              <w:t xml:space="preserve">EXPLAIN YOUR REASONING</w:t>
+            </w:r>
+          </w:p>
+        </w:tc>
+      </w:tr>
+      <w:tr>
+        <w:trPr>
+          <w:cantSplit/>
+        </w:trPr>
+        <w:tc>
+          <w:tcPr>
+            <w:tcW w:type="dxa" w:w="2800"/>
+            <w:tcMar>
+              <w:top w:type="dxa" w:w="80"/>
+              <w:left w:type="dxa" w:w="100"/>
+              <w:bottom w:type="dxa" w:w="80"/>
+              <w:right w:type="dxa" w:w="100"/>
+            </w:tcMar>
+            <w:vAlign w:val="top"/>
+          </w:tcPr>
+          <w:p>
+            <w:pPr>
+              <w:spacing w:after="60"/>
+            </w:pPr>
+            <w:r>
+              <w:rPr>
+                <w:b/>
+                <w:bCs/>
+                <w:color w:val="12355B"/>
+                <w:sz w:val="21"/>
+                <w:szCs w:val="21"/>
+              </w:rPr>
+              <w:t xml:space="preserve">1.  </w:t>
+            </w:r>
+            <w:r>
+              <w:rPr>
+                <w:b/>
+                <w:bCs/>
+                <w:sz w:val="20"/>
+                <w:szCs w:val="20"/>
+              </w:rPr>
+              <w:t xml:space="preserve">What is the area of a parallelogram with base 9 cm and height 5 cm?</w:t>
+            </w:r>
+          </w:p>
+          <w:p>
+            <w:pPr>
+              <w:spacing w:after="30"/>
+              <w:ind w:left="180"/>
+            </w:pPr>
+            <w:r>
+              <w:rPr>
+                <w:sz w:val="19"/>
+                <w:szCs w:val="19"/>
+              </w:rPr>
+              <w:t xml:space="preserve">A)  14 sq cm</w:t>
+            </w:r>
+          </w:p>
+          <w:p>
+            <w:pPr>
+              <w:spacing w:after="30"/>
+              <w:ind w:left="180"/>
+            </w:pPr>
+            <w:r>
+              <w:rPr>
+                <w:sz w:val="19"/>
+                <w:szCs w:val="19"/>
+              </w:rPr>
+              <w:t xml:space="preserve">B)  22.5 sq cm</w:t>
+            </w:r>
+          </w:p>
+          <w:p>
+            <w:pPr>
+              <w:spacing w:after="30"/>
+              <w:ind w:left="180"/>
+            </w:pPr>
+            <w:r>
+              <w:rPr>
+                <w:sz w:val="19"/>
+                <w:szCs w:val="19"/>
+              </w:rPr>
+              <w:t xml:space="preserve">C)  45 sq cm</w:t>
+            </w:r>
+          </w:p>
+          <w:p>
+            <w:pPr>
+              <w:spacing w:after="30"/>
+              <w:ind w:left="180"/>
+            </w:pPr>
+            <w:r>
+              <w:rPr>
+                <w:sz w:val="19"/>
+                <w:szCs w:val="19"/>
+              </w:rPr>
+              <w:t xml:space="preserve">D)  90 sq cm</w:t>
+            </w:r>
+          </w:p>
+        </w:tc>
+        <w:tc>
+          <w:tcPr>
+            <w:tcW w:type="dxa" w:w="3560"/>
+            <w:tcMar>
+              <w:top w:type="dxa" w:w="80"/>
+              <w:left w:type="dxa" w:w="100"/>
+              <w:bottom w:type="dxa" w:w="80"/>
+              <w:right w:type="dxa" w:w="100"/>
+            </w:tcMar>
+            <w:vAlign w:val="top"/>
+          </w:tcPr>
+          <w:p>
+            <w:pPr>
+              <w:pBdr>
+                <w:bottom w:val="single" w:color="AFBECC" w:sz="6"/>
+              </w:pBdr>
+              <w:spacing w:after="30" w:before="150"/>
             </w:pPr>
             <w:r>
               <w:t xml:space="preserve"/>
@@ -4736,7 +5304,147 @@
           </w:p>
           <w:p>
             <w:pPr>
-              <w:spacing w:after="0" w:line="320"/>
+              <w:pBdr>
+                <w:bottom w:val="single" w:color="AFBECC" w:sz="6"/>
+              </w:pBdr>
+              <w:spacing w:after="30" w:before="150"/>
+            </w:pPr>
+            <w:r>
+              <w:t xml:space="preserve"/>
+            </w:r>
+          </w:p>
+          <w:p>
+            <w:pPr>
+              <w:pBdr>
+                <w:bottom w:val="single" w:color="AFBECC" w:sz="6"/>
+              </w:pBdr>
+              <w:spacing w:after="30" w:before="150"/>
+            </w:pPr>
+            <w:r>
+              <w:t xml:space="preserve"/>
+            </w:r>
+          </w:p>
+          <w:p>
+            <w:pPr>
+              <w:pBdr>
+                <w:bottom w:val="single" w:color="AFBECC" w:sz="6"/>
+              </w:pBdr>
+              <w:spacing w:after="30" w:before="150"/>
+            </w:pPr>
+            <w:r>
+              <w:t xml:space="preserve"/>
+            </w:r>
+          </w:p>
+        </w:tc>
+        <w:tc>
+          <w:tcPr>
+            <w:tcW w:type="dxa" w:w="3000"/>
+            <w:shd w:fill="FBF3E2" w:color="auto" w:val="clear"/>
+            <w:tcMar>
+              <w:top w:type="dxa" w:w="80"/>
+              <w:left w:type="dxa" w:w="100"/>
+              <w:bottom w:type="dxa" w:w="80"/>
+              <w:right w:type="dxa" w:w="100"/>
+            </w:tcMar>
+            <w:vAlign w:val="top"/>
+          </w:tcPr>
+          <w:p>
+            <w:pPr>
+              <w:spacing w:after="40"/>
+            </w:pPr>
+            <w:r>
+              <w:rPr>
+                <w:b/>
+                <w:bCs/>
+                <w:color w:val="12355B"/>
+                <w:sz w:val="19"/>
+                <w:szCs w:val="19"/>
+              </w:rPr>
+              <w:t xml:space="preserve">Because... </w:t>
+            </w:r>
+            <w:r>
+              <w:rPr>
+                <w:color w:val="AFBECC"/>
+                <w:sz w:val="19"/>
+                <w:szCs w:val="19"/>
+              </w:rPr>
+              <w:t xml:space="preserve">________________</w:t>
+            </w:r>
+          </w:p>
+          <w:p>
+            <w:pPr>
+              <w:pBdr>
+                <w:bottom w:val="single" w:color="AFBECC" w:sz="6"/>
+              </w:pBdr>
+              <w:spacing w:after="30" w:before="150"/>
+            </w:pPr>
+            <w:r>
+              <w:t xml:space="preserve"/>
+            </w:r>
+          </w:p>
+          <w:p>
+            <w:pPr>
+              <w:spacing w:after="40" w:before="80"/>
+            </w:pPr>
+            <w:r>
+              <w:rPr>
+                <w:b/>
+                <w:bCs/>
+                <w:color w:val="6B4FA0"/>
+                <w:sz w:val="19"/>
+                <w:szCs w:val="19"/>
+              </w:rPr>
+              <w:t xml:space="preserve">Although... </w:t>
+            </w:r>
+            <w:r>
+              <w:rPr>
+                <w:color w:val="AFBECC"/>
+                <w:sz w:val="19"/>
+                <w:szCs w:val="19"/>
+              </w:rPr>
+              <w:t xml:space="preserve">_______________</w:t>
+            </w:r>
+          </w:p>
+          <w:p>
+            <w:pPr>
+              <w:pBdr>
+                <w:bottom w:val="single" w:color="AFBECC" w:sz="6"/>
+              </w:pBdr>
+              <w:spacing w:after="30" w:before="150"/>
+            </w:pPr>
+            <w:r>
+              <w:t xml:space="preserve"/>
+            </w:r>
+          </w:p>
+          <w:p>
+            <w:pPr>
+              <w:spacing w:after="40" w:before="80"/>
+            </w:pPr>
+            <w:r>
+              <w:rPr>
+                <w:b/>
+                <w:bCs/>
+                <w:color w:val="1FA6A2"/>
+                <w:sz w:val="19"/>
+                <w:szCs w:val="19"/>
+              </w:rPr>
+              <w:t xml:space="preserve">Therefore... </w:t>
+            </w:r>
+            <w:r>
+              <w:rPr>
+                <w:color w:val="AFBECC"/>
+                <w:sz w:val="19"/>
+                <w:szCs w:val="19"/>
+              </w:rPr>
+              <w:t xml:space="preserve">______________</w:t>
+            </w:r>
+          </w:p>
+          <w:p>
+            <w:pPr>
+              <w:pBdr>
+                <w:bottom w:val="single" w:color="AFBECC" w:sz="6"/>
+              </w:pBdr>
+              <w:spacing w:after="30" w:before="150"/>
             </w:pPr>
             <w:r>
               <w:t xml:space="preserve"/>
@@ -4747,84 +5455,7 @@
     </w:tbl>
     <w:p>
       <w:pPr>
-        <w:keepNext/>
-        <w:spacing w:after="60" w:before="160"/>
-      </w:pPr>
-      <w:r>
-        <w:rPr>
-          <w:b/>
-          <w:bCs/>
-          <w:color w:val="12355B"/>
-          <w:sz w:val="22"/>
-          <w:szCs w:val="22"/>
-        </w:rPr>
-        <w:t xml:space="preserve">2.  </w:t>
-      </w:r>
-      <w:r>
-        <w:rPr>
-          <w:b/>
-          <w:bCs/>
-          <w:sz w:val="21"/>
-          <w:szCs w:val="21"/>
-        </w:rPr>
-        <w:t xml:space="preserve">Which measurement is the height of a parallelogram?</w:t>
-      </w:r>
-    </w:p>
-    <w:p>
-      <w:pPr>
-        <w:spacing w:after="40"/>
-        <w:ind w:left="420"/>
-      </w:pPr>
-      <w:r>
-        <w:rPr>
-          <w:sz w:val="20"/>
-          <w:szCs w:val="20"/>
-        </w:rPr>
-        <w:t xml:space="preserve">A)  The length of the slanted side</w:t>
-      </w:r>
-    </w:p>
-    <w:p>
-      <w:pPr>
-        <w:spacing w:after="40"/>
-        <w:ind w:left="420"/>
-      </w:pPr>
-      <w:r>
-        <w:rPr>
-          <w:sz w:val="20"/>
-          <w:szCs w:val="20"/>
-        </w:rPr>
-        <w:t xml:space="preserve">B)  The perimeter divided by 4</w:t>
-      </w:r>
-    </w:p>
-    <w:p>
-      <w:pPr>
-        <w:spacing w:after="40"/>
-        <w:ind w:left="420"/>
-      </w:pPr>
-      <w:r>
-        <w:rPr>
-          <w:sz w:val="20"/>
-          <w:szCs w:val="20"/>
-        </w:rPr>
-        <w:t xml:space="preserve">C)  The perpendicular distance between the base and the opposite side</w:t>
-      </w:r>
-    </w:p>
-    <w:p>
-      <w:pPr>
-        <w:spacing w:after="40"/>
-        <w:ind w:left="420"/>
-      </w:pPr>
-      <w:r>
-        <w:rPr>
-          <w:sz w:val="20"/>
-          <w:szCs w:val="20"/>
-        </w:rPr>
-        <w:t xml:space="preserve">D)  The longest side</w:t>
-      </w:r>
-    </w:p>
-    <w:p>
-      <w:pPr>
-        <w:spacing w:after="20"/>
+        <w:spacing w:after="80"/>
       </w:pPr>
       <w:r>
         <w:t xml:space="preserve"/>
@@ -4832,33 +5463,217 @@
     </w:p>
     <w:tbl>
       <w:tblPr>
-        <w:tblW w:type="pct" w:w="100%"/>
+        <w:tblW w:type="dxa" w:w="9360"/>
         <w:tblBorders>
           <w:top w:val="single" w:color="C7D2DD" w:sz="6"/>
           <w:left w:val="single" w:color="C7D2DD" w:sz="6"/>
           <w:bottom w:val="single" w:color="C7D2DD" w:sz="6"/>
           <w:right w:val="single" w:color="C7D2DD" w:sz="6"/>
-          <w:insideH w:val="single" w:color="auto" w:sz="4"/>
-          <w:insideV w:val="single" w:color="auto" w:sz="4"/>
+          <w:insideH w:val="single" w:color="C7D2DD" w:sz="6"/>
+          <w:insideV w:val="single" w:color="C7D2DD" w:sz="6"/>
         </w:tblBorders>
       </w:tblPr>
       <w:tblGrid>
-        <w:gridCol w:w="100"/>
+        <w:gridCol w:w="2800"/>
+        <w:gridCol w:w="3560"/>
+        <w:gridCol w:w="3000"/>
       </w:tblGrid>
       <w:tr>
-        <w:tc>
-          <w:tcPr>
+        <w:trPr>
+          <w:cantSplit/>
+          <w:tblHeader/>
+        </w:trPr>
+        <w:tc>
+          <w:tcPr>
+            <w:tcW w:type="dxa" w:w="2800"/>
+            <w:shd w:fill="EEF4F8" w:color="auto" w:val="clear"/>
+            <w:tcMar>
+              <w:top w:type="dxa" w:w="60"/>
+              <w:left w:type="dxa" w:w="100"/>
+              <w:bottom w:type="dxa" w:w="60"/>
+              <w:right w:type="dxa" w:w="100"/>
+            </w:tcMar>
+          </w:tcPr>
+          <w:p>
+            <w:pPr>
+              <w:spacing w:after="0"/>
+            </w:pPr>
+            <w:r>
+              <w:rPr>
+                <w:b/>
+                <w:bCs/>
+                <w:color w:val="12355B"/>
+                <w:sz w:val="16"/>
+                <w:szCs w:val="16"/>
+              </w:rPr>
+              <w:t xml:space="preserve">CORE PROBLEM / GIVEN REPRESENTATION</w:t>
+            </w:r>
+          </w:p>
+        </w:tc>
+        <w:tc>
+          <w:tcPr>
+            <w:tcW w:type="dxa" w:w="3560"/>
+            <w:shd w:fill="EEF4F8" w:color="auto" w:val="clear"/>
+            <w:tcMar>
+              <w:top w:type="dxa" w:w="60"/>
+              <w:left w:type="dxa" w:w="100"/>
+              <w:bottom w:type="dxa" w:w="60"/>
+              <w:right w:type="dxa" w:w="100"/>
+            </w:tcMar>
+          </w:tcPr>
+          <w:p>
+            <w:pPr>
+              <w:spacing w:after="0"/>
+            </w:pPr>
+            <w:r>
+              <w:rPr>
+                <w:b/>
+                <w:bCs/>
+                <w:color w:val="12355B"/>
+                <w:sz w:val="16"/>
+                <w:szCs w:val="16"/>
+              </w:rPr>
+              <w:t xml:space="preserve">WORKING SPACE / CALCULATION STEPS</w:t>
+            </w:r>
+          </w:p>
+        </w:tc>
+        <w:tc>
+          <w:tcPr>
+            <w:tcW w:type="dxa" w:w="3000"/>
             <w:shd w:fill="FBF3E2" w:color="auto" w:val="clear"/>
             <w:tcMar>
               <w:top w:type="dxa" w:w="60"/>
-              <w:left w:type="dxa" w:w="120"/>
+              <w:left w:type="dxa" w:w="100"/>
               <w:bottom w:type="dxa" w:w="60"/>
-              <w:right w:type="dxa" w:w="120"/>
-            </w:tcMar>
-          </w:tcPr>
-          <w:p>
-            <w:pPr>
-              <w:spacing w:after="0" w:line="320"/>
+              <w:right w:type="dxa" w:w="100"/>
+            </w:tcMar>
+          </w:tcPr>
+          <w:p>
+            <w:pPr>
+              <w:spacing w:after="0"/>
+            </w:pPr>
+            <w:r>
+              <w:rPr>
+                <w:b/>
+                <w:bCs/>
+                <w:color w:val="B97A12"/>
+                <w:sz w:val="16"/>
+                <w:szCs w:val="16"/>
+              </w:rPr>
+              <w:t xml:space="preserve">EXPLAIN YOUR REASONING</w:t>
+            </w:r>
+          </w:p>
+        </w:tc>
+      </w:tr>
+      <w:tr>
+        <w:trPr>
+          <w:cantSplit/>
+        </w:trPr>
+        <w:tc>
+          <w:tcPr>
+            <w:tcW w:type="dxa" w:w="2800"/>
+            <w:tcMar>
+              <w:top w:type="dxa" w:w="80"/>
+              <w:left w:type="dxa" w:w="100"/>
+              <w:bottom w:type="dxa" w:w="80"/>
+              <w:right w:type="dxa" w:w="100"/>
+            </w:tcMar>
+            <w:vAlign w:val="top"/>
+          </w:tcPr>
+          <w:p>
+            <w:pPr>
+              <w:spacing w:after="60"/>
+            </w:pPr>
+            <w:r>
+              <w:rPr>
+                <w:b/>
+                <w:bCs/>
+                <w:color w:val="12355B"/>
+                <w:sz w:val="21"/>
+                <w:szCs w:val="21"/>
+              </w:rPr>
+              <w:t xml:space="preserve">2.  </w:t>
+            </w:r>
+            <w:r>
+              <w:rPr>
+                <w:b/>
+                <w:bCs/>
+                <w:sz w:val="20"/>
+                <w:szCs w:val="20"/>
+              </w:rPr>
+              <w:t xml:space="preserve">Which measurement is the height of a parallelogram?</w:t>
+            </w:r>
+          </w:p>
+          <w:p>
+            <w:pPr>
+              <w:spacing w:after="30"/>
+              <w:ind w:left="180"/>
+            </w:pPr>
+            <w:r>
+              <w:rPr>
+                <w:sz w:val="19"/>
+                <w:szCs w:val="19"/>
+              </w:rPr>
+              <w:t xml:space="preserve">A)  The length of the slanted side</w:t>
+            </w:r>
+          </w:p>
+          <w:p>
+            <w:pPr>
+              <w:spacing w:after="30"/>
+              <w:ind w:left="180"/>
+            </w:pPr>
+            <w:r>
+              <w:rPr>
+                <w:sz w:val="19"/>
+                <w:szCs w:val="19"/>
+              </w:rPr>
+              <w:t xml:space="preserve">B)  The perimeter divided by 4</w:t>
+            </w:r>
+          </w:p>
+          <w:p>
+            <w:pPr>
+              <w:spacing w:after="30"/>
+              <w:ind w:left="180"/>
+            </w:pPr>
+            <w:r>
+              <w:rPr>
+                <w:sz w:val="19"/>
+                <w:szCs w:val="19"/>
+              </w:rPr>
+              <w:t xml:space="preserve">C)  The perpendicular distance between the base and the opposite side</w:t>
+            </w:r>
+          </w:p>
+          <w:p>
+            <w:pPr>
+              <w:spacing w:after="30"/>
+              <w:ind w:left="180"/>
+            </w:pPr>
+            <w:r>
+              <w:rPr>
+                <w:sz w:val="19"/>
+                <w:szCs w:val="19"/>
+              </w:rPr>
+              <w:t xml:space="preserve">D)  The longest side</w:t>
+            </w:r>
+          </w:p>
+        </w:tc>
+        <w:tc>
+          <w:tcPr>
+            <w:tcW w:type="dxa" w:w="3560"/>
+            <w:tcMar>
+              <w:top w:type="dxa" w:w="80"/>
+              <w:left w:type="dxa" w:w="100"/>
+              <w:bottom w:type="dxa" w:w="80"/>
+              <w:right w:type="dxa" w:w="100"/>
+            </w:tcMar>
+            <w:vAlign w:val="top"/>
+          </w:tcPr>
+          <w:p>
+            <w:pPr>
+              <w:pBdr>
+                <w:bottom w:val="single" w:color="AFBECC" w:sz="6"/>
+              </w:pBdr>
+              <w:spacing w:after="30" w:before="150"/>
             </w:pPr>
             <w:r>
               <w:t xml:space="preserve"/>
@@ -4866,7 +5681,147 @@
           </w:p>
           <w:p>
             <w:pPr>
-              <w:spacing w:after="0" w:line="320"/>
+              <w:pBdr>
+                <w:bottom w:val="single" w:color="AFBECC" w:sz="6"/>
+              </w:pBdr>
+              <w:spacing w:after="30" w:before="150"/>
+            </w:pPr>
+            <w:r>
+              <w:t xml:space="preserve"/>
+            </w:r>
+          </w:p>
+          <w:p>
+            <w:pPr>
+              <w:pBdr>
+                <w:bottom w:val="single" w:color="AFBECC" w:sz="6"/>
+              </w:pBdr>
+              <w:spacing w:after="30" w:before="150"/>
+            </w:pPr>
+            <w:r>
+              <w:t xml:space="preserve"/>
+            </w:r>
+          </w:p>
+          <w:p>
+            <w:pPr>
+              <w:pBdr>
+                <w:bottom w:val="single" w:color="AFBECC" w:sz="6"/>
+              </w:pBdr>
+              <w:spacing w:after="30" w:before="150"/>
+            </w:pPr>
+            <w:r>
+              <w:t xml:space="preserve"/>
+            </w:r>
+          </w:p>
+        </w:tc>
+        <w:tc>
+          <w:tcPr>
+            <w:tcW w:type="dxa" w:w="3000"/>
+            <w:shd w:fill="FBF3E2" w:color="auto" w:val="clear"/>
+            <w:tcMar>
+              <w:top w:type="dxa" w:w="80"/>
+              <w:left w:type="dxa" w:w="100"/>
+              <w:bottom w:type="dxa" w:w="80"/>
+              <w:right w:type="dxa" w:w="100"/>
+            </w:tcMar>
+            <w:vAlign w:val="top"/>
+          </w:tcPr>
+          <w:p>
+            <w:pPr>
+              <w:spacing w:after="40"/>
+            </w:pPr>
+            <w:r>
+              <w:rPr>
+                <w:b/>
+                <w:bCs/>
+                <w:color w:val="12355B"/>
+                <w:sz w:val="19"/>
+                <w:szCs w:val="19"/>
+              </w:rPr>
+              <w:t xml:space="preserve">Because... </w:t>
+            </w:r>
+            <w:r>
+              <w:rPr>
+                <w:color w:val="AFBECC"/>
+                <w:sz w:val="19"/>
+                <w:szCs w:val="19"/>
+              </w:rPr>
+              <w:t xml:space="preserve">________________</w:t>
+            </w:r>
+          </w:p>
+          <w:p>
+            <w:pPr>
+              <w:pBdr>
+                <w:bottom w:val="single" w:color="AFBECC" w:sz="6"/>
+              </w:pBdr>
+              <w:spacing w:after="30" w:before="150"/>
+            </w:pPr>
+            <w:r>
+              <w:t xml:space="preserve"/>
+            </w:r>
+          </w:p>
+          <w:p>
+            <w:pPr>
+              <w:spacing w:after="40" w:before="80"/>
+            </w:pPr>
+            <w:r>
+              <w:rPr>
+                <w:b/>
+                <w:bCs/>
+                <w:color w:val="6B4FA0"/>
+                <w:sz w:val="19"/>
+                <w:szCs w:val="19"/>
+              </w:rPr>
+              <w:t xml:space="preserve">Although... </w:t>
+            </w:r>
+            <w:r>
+              <w:rPr>
+                <w:color w:val="AFBECC"/>
+                <w:sz w:val="19"/>
+                <w:szCs w:val="19"/>
+              </w:rPr>
+              <w:t xml:space="preserve">_______________</w:t>
+            </w:r>
+          </w:p>
+          <w:p>
+            <w:pPr>
+              <w:pBdr>
+                <w:bottom w:val="single" w:color="AFBECC" w:sz="6"/>
+              </w:pBdr>
+              <w:spacing w:after="30" w:before="150"/>
+            </w:pPr>
+            <w:r>
+              <w:t xml:space="preserve"/>
+            </w:r>
+          </w:p>
+          <w:p>
+            <w:pPr>
+              <w:spacing w:after="40" w:before="80"/>
+            </w:pPr>
+            <w:r>
+              <w:rPr>
+                <w:b/>
+                <w:bCs/>
+                <w:color w:val="1FA6A2"/>
+                <w:sz w:val="19"/>
+                <w:szCs w:val="19"/>
+              </w:rPr>
+              <w:t xml:space="preserve">Therefore... </w:t>
+            </w:r>
+            <w:r>
+              <w:rPr>
+                <w:color w:val="AFBECC"/>
+                <w:sz w:val="19"/>
+                <w:szCs w:val="19"/>
+              </w:rPr>
+              <w:t xml:space="preserve">______________</w:t>
+            </w:r>
+          </w:p>
+          <w:p>
+            <w:pPr>
+              <w:pBdr>
+                <w:bottom w:val="single" w:color="AFBECC" w:sz="6"/>
+              </w:pBdr>
+              <w:spacing w:after="30" w:before="150"/>
             </w:pPr>
             <w:r>
               <w:t xml:space="preserve"/>
@@ -4875,6 +5830,14 @@
         </w:tc>
       </w:tr>
     </w:tbl>
+    <w:p>
+      <w:pPr>
+        <w:spacing w:after="80"/>
+      </w:pPr>
+      <w:r>
+        <w:t xml:space="preserve"/>
+      </w:r>
+    </w:p>
     <w:p>
       <w:pPr>
         <w:pStyle w:val="Heading1"/>
@@ -4993,6 +5956,149 @@
         <w:t xml:space="preserve"/>
       </w:r>
     </w:p>
+    <w:p>
+      <w:pPr>
+        <w:spacing w:after="60"/>
+      </w:pPr>
+      <w:r>
+        <w:t xml:space="preserve"/>
+      </w:r>
+    </w:p>
+    <w:tbl>
+      <w:tblPr>
+        <w:tblW w:type="dxa" w:w="9360"/>
+        <w:tblBorders>
+          <w:top w:val="single" w:color="C7D2DD" w:sz="6"/>
+          <w:left w:val="single" w:color="C7D2DD" w:sz="6"/>
+          <w:bottom w:val="single" w:color="C7D2DD" w:sz="6"/>
+          <w:right w:val="single" w:color="C7D2DD" w:sz="6"/>
+          <w:insideH w:val="single" w:color="C7D2DD" w:sz="6"/>
+          <w:insideV w:val="single" w:color="C7D2DD" w:sz="6"/>
+        </w:tblBorders>
+      </w:tblPr>
+      <w:tblGrid>
+        <w:gridCol w:w="3120"/>
+        <w:gridCol w:w="3120"/>
+        <w:gridCol w:w="3120"/>
+      </w:tblGrid>
+      <w:tr>
+        <w:trPr>
+          <w:cantSplit/>
+          <w:tblHeader/>
+        </w:trPr>
+        <w:tc>
+          <w:tcPr>
+            <w:tcW w:type="dxa" w:w="9360"/>
+            <w:gridSpan w:val="3"/>
+            <w:shd w:fill="EEF4F8" w:color="auto" w:val="clear"/>
+            <w:tcMar>
+              <w:top w:type="dxa" w:w="60"/>
+              <w:left w:type="dxa" w:w="100"/>
+              <w:bottom w:type="dxa" w:w="60"/>
+              <w:right w:type="dxa" w:w="100"/>
+            </w:tcMar>
+          </w:tcPr>
+          <w:p>
+            <w:pPr>
+              <w:spacing w:after="0"/>
+            </w:pPr>
+            <w:r>
+              <w:rPr>
+                <w:b/>
+                <w:bCs/>
+                <w:color w:val="12355B"/>
+                <w:sz w:val="18"/>
+                <w:szCs w:val="18"/>
+              </w:rPr>
+              <w:t xml:space="preserve">EXIT CHECK · 3-POINT SELF-ASSESSMENT CHECKLIST</w:t>
+            </w:r>
+          </w:p>
+        </w:tc>
+      </w:tr>
+      <w:tr>
+        <w:trPr>
+          <w:cantSplit/>
+        </w:trPr>
+        <w:tc>
+          <w:tcPr>
+            <w:tcW w:type="dxa" w:w="3120"/>
+            <w:tcMar>
+              <w:top w:type="dxa" w:w="80"/>
+              <w:left w:type="dxa" w:w="100"/>
+              <w:bottom w:type="dxa" w:w="80"/>
+              <w:right w:type="dxa" w:w="100"/>
+            </w:tcMar>
+          </w:tcPr>
+          <w:p>
+            <w:pPr>
+              <w:spacing w:after="0"/>
+            </w:pPr>
+            <w:r>
+              <w:rPr>
+                <w:b/>
+                <w:bCs/>
+                <w:color w:val="1A2733"/>
+                <w:sz w:val="18"/>
+                <w:szCs w:val="18"/>
+              </w:rPr>
+              <w:t xml:space="preserve">☐ 1. Units &amp; Labels Verified</w:t>
+            </w:r>
+          </w:p>
+        </w:tc>
+        <w:tc>
+          <w:tcPr>
+            <w:tcW w:type="dxa" w:w="3120"/>
+            <w:tcMar>
+              <w:top w:type="dxa" w:w="80"/>
+              <w:left w:type="dxa" w:w="100"/>
+              <w:bottom w:type="dxa" w:w="80"/>
+              <w:right w:type="dxa" w:w="100"/>
+            </w:tcMar>
+          </w:tcPr>
+          <w:p>
+            <w:pPr>
+              <w:spacing w:after="0"/>
+            </w:pPr>
+            <w:r>
+              <w:rPr>
+                <w:b/>
+                <w:bCs/>
+                <w:color w:val="1A2733"/>
+                <w:sz w:val="18"/>
+                <w:szCs w:val="18"/>
+              </w:rPr>
+              <w:t xml:space="preserve">☐ 2. Reasoning Stated (Because / Although / Therefore)</w:t>
+            </w:r>
+          </w:p>
+        </w:tc>
+        <w:tc>
+          <w:tcPr>
+            <w:tcW w:type="dxa" w:w="3120"/>
+            <w:tcMar>
+              <w:top w:type="dxa" w:w="80"/>
+              <w:left w:type="dxa" w:w="100"/>
+              <w:bottom w:type="dxa" w:w="80"/>
+              <w:right w:type="dxa" w:w="100"/>
+            </w:tcMar>
+          </w:tcPr>
+          <w:p>
+            <w:pPr>
+              <w:spacing w:after="0"/>
+            </w:pPr>
+            <w:r>
+              <w:rPr>
+                <w:b/>
+                <w:bCs/>
+                <w:color w:val="1A2733"/>
+                <w:sz w:val="18"/>
+                <w:szCs w:val="18"/>
+              </w:rPr>
+              <w:t xml:space="preserve">☐ 3. Calculations Double-Checked</w:t>
+            </w:r>
+          </w:p>
+        </w:tc>
+      </w:tr>
+    </w:tbl>
     <w:sectPr>
       <w:headerReference w:type="default" r:id="rId7"/>
       <w:footerReference w:type="default" r:id="rId8"/>
